--- a/escopo.docx
+++ b/escopo.docx
@@ -7,12 +7,12 @@
         <w:spacing w:after="200" w:line="276" w:lineRule="auto"/>
         <w:jc w:val="center"/>
         <w:rPr>
-          <w:rFonts w:ascii="Arial" w:eastAsia="Arial" w:hAnsi="Arial" w:cs="Arial"/>
-        </w:rPr>
-      </w:pPr>
-      <w:r>
-        <w:rPr>
-          <w:rFonts w:ascii="Arial" w:eastAsia="Arial" w:hAnsi="Arial" w:cs="Arial"/>
+          <w:rFonts w:ascii="Arial" w:hAnsi="Arial" w:eastAsia="Arial" w:cs="Arial"/>
+        </w:rPr>
+      </w:pPr>
+      <w:r>
+        <w:rPr>
+          <w:rFonts w:ascii="Arial" w:hAnsi="Arial" w:eastAsia="Arial" w:cs="Arial"/>
           <w:b/>
           <w:bCs/>
         </w:rPr>
@@ -23,7 +23,7 @@
       <w:pPr>
         <w:spacing w:after="200" w:line="276" w:lineRule="auto"/>
         <w:rPr>
-          <w:rFonts w:ascii="Arial" w:eastAsia="Arial" w:hAnsi="Arial" w:cs="Arial"/>
+          <w:rFonts w:ascii="Arial" w:hAnsi="Arial" w:eastAsia="Arial" w:cs="Arial"/>
         </w:rPr>
       </w:pPr>
     </w:p>
@@ -32,12 +32,12 @@
         <w:spacing w:after="200" w:line="276" w:lineRule="auto"/>
         <w:jc w:val="center"/>
         <w:rPr>
-          <w:rFonts w:ascii="Arial" w:eastAsia="Arial" w:hAnsi="Arial" w:cs="Arial"/>
-        </w:rPr>
-      </w:pPr>
-      <w:r>
-        <w:rPr>
-          <w:rFonts w:ascii="Arial" w:eastAsia="Arial" w:hAnsi="Arial" w:cs="Arial"/>
+          <w:rFonts w:ascii="Arial" w:hAnsi="Arial" w:eastAsia="Arial" w:cs="Arial"/>
+        </w:rPr>
+      </w:pPr>
+      <w:r>
+        <w:rPr>
+          <w:rFonts w:ascii="Arial" w:hAnsi="Arial" w:eastAsia="Arial" w:cs="Arial"/>
         </w:rPr>
         <w:t>DESENVOLVIMENTO RÁPIDO DE APLICAÇÕES EM PYTHON</w:t>
       </w:r>
@@ -46,15 +46,15 @@
       <w:pPr>
         <w:spacing w:after="200" w:line="276" w:lineRule="auto"/>
         <w:rPr>
-          <w:rFonts w:ascii="Arial" w:eastAsia="Arial" w:hAnsi="Arial" w:cs="Arial"/>
-        </w:rPr>
-      </w:pPr>
-    </w:p>
-    <w:p>
-      <w:pPr>
-        <w:spacing w:after="200" w:line="276" w:lineRule="auto"/>
-        <w:rPr>
-          <w:rFonts w:ascii="Arial" w:eastAsia="Arial" w:hAnsi="Arial" w:cs="Arial"/>
+          <w:rFonts w:ascii="Arial" w:hAnsi="Arial" w:eastAsia="Arial" w:cs="Arial"/>
+        </w:rPr>
+      </w:pPr>
+    </w:p>
+    <w:p>
+      <w:pPr>
+        <w:spacing w:after="200" w:line="276" w:lineRule="auto"/>
+        <w:rPr>
+          <w:rFonts w:ascii="Arial" w:hAnsi="Arial" w:eastAsia="Arial" w:cs="Arial"/>
         </w:rPr>
       </w:pPr>
     </w:p>
@@ -63,12 +63,12 @@
         <w:spacing w:after="200" w:line="276" w:lineRule="auto"/>
         <w:jc w:val="center"/>
         <w:rPr>
-          <w:rFonts w:ascii="Arial" w:eastAsia="Arial" w:hAnsi="Arial" w:cs="Arial"/>
-        </w:rPr>
-      </w:pPr>
-      <w:r>
-        <w:rPr>
-          <w:rFonts w:ascii="Arial" w:eastAsia="Arial" w:hAnsi="Arial" w:cs="Arial"/>
+          <w:rFonts w:ascii="Arial" w:hAnsi="Arial" w:eastAsia="Arial" w:cs="Arial"/>
+        </w:rPr>
+      </w:pPr>
+      <w:r>
+        <w:rPr>
+          <w:rFonts w:ascii="Arial" w:hAnsi="Arial" w:eastAsia="Arial" w:cs="Arial"/>
           <w:b/>
           <w:bCs/>
         </w:rPr>
@@ -79,15 +79,15 @@
       <w:pPr>
         <w:spacing w:after="200" w:line="276" w:lineRule="auto"/>
         <w:rPr>
-          <w:rFonts w:ascii="Arial" w:eastAsia="Arial" w:hAnsi="Arial" w:cs="Arial"/>
-        </w:rPr>
-      </w:pPr>
-    </w:p>
-    <w:p>
-      <w:pPr>
-        <w:spacing w:after="200" w:line="276" w:lineRule="auto"/>
-        <w:rPr>
-          <w:rFonts w:ascii="Arial" w:eastAsia="Arial" w:hAnsi="Arial" w:cs="Arial"/>
+          <w:rFonts w:ascii="Arial" w:hAnsi="Arial" w:eastAsia="Arial" w:cs="Arial"/>
+        </w:rPr>
+      </w:pPr>
+    </w:p>
+    <w:p>
+      <w:pPr>
+        <w:spacing w:after="200" w:line="276" w:lineRule="auto"/>
+        <w:rPr>
+          <w:rFonts w:ascii="Arial" w:hAnsi="Arial" w:eastAsia="Arial" w:cs="Arial"/>
         </w:rPr>
       </w:pPr>
     </w:p>
@@ -96,72 +96,72 @@
         <w:spacing w:after="200" w:line="276" w:lineRule="auto"/>
         <w:jc w:val="center"/>
         <w:rPr>
-          <w:rFonts w:ascii="Arial" w:eastAsia="Arial" w:hAnsi="Arial" w:cs="Arial"/>
-        </w:rPr>
-      </w:pPr>
-      <w:r>
-        <w:rPr>
-          <w:rFonts w:ascii="Arial" w:eastAsia="Arial" w:hAnsi="Arial" w:cs="Arial"/>
+          <w:rFonts w:ascii="Arial" w:hAnsi="Arial" w:eastAsia="Arial" w:cs="Arial"/>
+        </w:rPr>
+      </w:pPr>
+      <w:r>
+        <w:rPr>
+          <w:rFonts w:ascii="Arial" w:hAnsi="Arial" w:eastAsia="Arial" w:cs="Arial"/>
         </w:rPr>
         <w:t>Otávio Augusto</w:t>
       </w:r>
       <w:r>
         <w:rPr>
-          <w:rFonts w:ascii="Times New Roman" w:eastAsia="Times New Roman" w:hAnsi="Times New Roman" w:cs="Times New Roman"/>
+          <w:rFonts w:ascii="Times New Roman" w:hAnsi="Times New Roman" w:eastAsia="Times New Roman" w:cs="Times New Roman"/>
         </w:rPr>
         <w:br/>
       </w:r>
       <w:r>
         <w:rPr>
-          <w:rFonts w:ascii="Arial" w:eastAsia="Arial" w:hAnsi="Arial" w:cs="Arial"/>
+          <w:rFonts w:ascii="Arial" w:hAnsi="Arial" w:eastAsia="Arial" w:cs="Arial"/>
         </w:rPr>
         <w:t>Kauan Mateus</w:t>
       </w:r>
       <w:r>
         <w:rPr>
-          <w:rFonts w:ascii="Times New Roman" w:eastAsia="Times New Roman" w:hAnsi="Times New Roman" w:cs="Times New Roman"/>
+          <w:rFonts w:ascii="Times New Roman" w:hAnsi="Times New Roman" w:eastAsia="Times New Roman" w:cs="Times New Roman"/>
         </w:rPr>
         <w:br/>
       </w:r>
       <w:r>
         <w:rPr>
-          <w:rFonts w:ascii="Arial" w:eastAsia="Arial" w:hAnsi="Arial" w:cs="Arial"/>
+          <w:rFonts w:ascii="Arial" w:hAnsi="Arial" w:eastAsia="Arial" w:cs="Arial"/>
         </w:rPr>
         <w:t>Matheus Carvalho</w:t>
       </w:r>
       <w:r>
         <w:rPr>
-          <w:rFonts w:ascii="Times New Roman" w:eastAsia="Times New Roman" w:hAnsi="Times New Roman" w:cs="Times New Roman"/>
+          <w:rFonts w:ascii="Times New Roman" w:hAnsi="Times New Roman" w:eastAsia="Times New Roman" w:cs="Times New Roman"/>
         </w:rPr>
         <w:br/>
       </w:r>
       <w:r>
         <w:rPr>
-          <w:rFonts w:ascii="Arial" w:eastAsia="Arial" w:hAnsi="Arial" w:cs="Arial"/>
+          <w:rFonts w:ascii="Arial" w:hAnsi="Arial" w:eastAsia="Arial" w:cs="Arial"/>
         </w:rPr>
         <w:t>Flávio Freire</w:t>
       </w:r>
       <w:r>
         <w:rPr>
-          <w:rFonts w:ascii="Times New Roman" w:eastAsia="Times New Roman" w:hAnsi="Times New Roman" w:cs="Times New Roman"/>
+          <w:rFonts w:ascii="Times New Roman" w:hAnsi="Times New Roman" w:eastAsia="Times New Roman" w:cs="Times New Roman"/>
         </w:rPr>
         <w:br/>
       </w:r>
       <w:r>
         <w:rPr>
-          <w:rFonts w:ascii="Arial" w:eastAsia="Arial" w:hAnsi="Arial" w:cs="Arial"/>
+          <w:rFonts w:ascii="Arial" w:hAnsi="Arial" w:eastAsia="Arial" w:cs="Arial"/>
         </w:rPr>
         <w:t>Thiago Alcântara</w:t>
       </w:r>
       <w:r>
         <w:rPr>
-          <w:rFonts w:ascii="Times New Roman" w:eastAsia="Times New Roman" w:hAnsi="Times New Roman" w:cs="Times New Roman"/>
+          <w:rFonts w:ascii="Times New Roman" w:hAnsi="Times New Roman" w:eastAsia="Times New Roman" w:cs="Times New Roman"/>
         </w:rPr>
         <w:br/>
       </w:r>
       <w:r>
         <w:rPr>
-          <w:rFonts w:ascii="Arial" w:eastAsia="Arial" w:hAnsi="Arial" w:cs="Arial"/>
+          <w:rFonts w:ascii="Arial" w:hAnsi="Arial" w:eastAsia="Arial" w:cs="Arial"/>
         </w:rPr>
         <w:t>Gabriel Torres</w:t>
       </w:r>
@@ -170,15 +170,15 @@
       <w:pPr>
         <w:spacing w:after="200" w:line="276" w:lineRule="auto"/>
         <w:rPr>
-          <w:rFonts w:ascii="Arial" w:eastAsia="Arial" w:hAnsi="Arial" w:cs="Arial"/>
-        </w:rPr>
-      </w:pPr>
-    </w:p>
-    <w:p>
-      <w:pPr>
-        <w:spacing w:after="200" w:line="276" w:lineRule="auto"/>
-        <w:rPr>
-          <w:rFonts w:ascii="Arial" w:eastAsia="Arial" w:hAnsi="Arial" w:cs="Arial"/>
+          <w:rFonts w:ascii="Arial" w:hAnsi="Arial" w:eastAsia="Arial" w:cs="Arial"/>
+        </w:rPr>
+      </w:pPr>
+    </w:p>
+    <w:p>
+      <w:pPr>
+        <w:spacing w:after="200" w:line="276" w:lineRule="auto"/>
+        <w:rPr>
+          <w:rFonts w:ascii="Arial" w:hAnsi="Arial" w:eastAsia="Arial" w:cs="Arial"/>
         </w:rPr>
       </w:pPr>
     </w:p>
@@ -187,12 +187,12 @@
         <w:spacing w:after="200" w:line="276" w:lineRule="auto"/>
         <w:jc w:val="center"/>
         <w:rPr>
-          <w:rFonts w:ascii="Arial" w:eastAsia="Arial" w:hAnsi="Arial" w:cs="Arial"/>
-        </w:rPr>
-      </w:pPr>
-      <w:r>
-        <w:rPr>
-          <w:rFonts w:ascii="Arial" w:eastAsia="Arial" w:hAnsi="Arial" w:cs="Arial"/>
+          <w:rFonts w:ascii="Arial" w:hAnsi="Arial" w:eastAsia="Arial" w:cs="Arial"/>
+        </w:rPr>
+      </w:pPr>
+      <w:r>
+        <w:rPr>
+          <w:rFonts w:ascii="Arial" w:hAnsi="Arial" w:eastAsia="Arial" w:cs="Arial"/>
         </w:rPr>
         <w:t>Campinas – SP</w:t>
       </w:r>
@@ -202,12 +202,12 @@
         <w:spacing w:after="200" w:line="276" w:lineRule="auto"/>
         <w:jc w:val="center"/>
         <w:rPr>
-          <w:rFonts w:ascii="Arial" w:eastAsia="Arial" w:hAnsi="Arial" w:cs="Arial"/>
-        </w:rPr>
-      </w:pPr>
-      <w:r>
-        <w:rPr>
-          <w:rFonts w:ascii="Arial" w:eastAsia="Arial" w:hAnsi="Arial" w:cs="Arial"/>
+          <w:rFonts w:ascii="Arial" w:hAnsi="Arial" w:eastAsia="Arial" w:cs="Arial"/>
+        </w:rPr>
+      </w:pPr>
+      <w:r>
+        <w:rPr>
+          <w:rFonts w:ascii="Arial" w:hAnsi="Arial" w:eastAsia="Arial" w:cs="Arial"/>
         </w:rPr>
         <w:t>2026</w:t>
       </w:r>
@@ -216,12 +216,12 @@
       <w:pPr>
         <w:spacing w:after="200" w:line="276" w:lineRule="auto"/>
         <w:rPr>
-          <w:rFonts w:ascii="Arial" w:eastAsia="Arial" w:hAnsi="Arial" w:cs="Arial"/>
-        </w:rPr>
-      </w:pPr>
-      <w:r>
-        <w:rPr>
-          <w:rFonts w:ascii="Arial" w:eastAsia="Arial" w:hAnsi="Arial" w:cs="Arial"/>
+          <w:rFonts w:ascii="Arial" w:hAnsi="Arial" w:eastAsia="Arial" w:cs="Arial"/>
+        </w:rPr>
+      </w:pPr>
+      <w:r>
+        <w:rPr>
+          <w:rFonts w:ascii="Arial" w:hAnsi="Arial" w:eastAsia="Arial" w:cs="Arial"/>
         </w:rPr>
         <w:t xml:space="preserve"> </w:t>
       </w:r>
@@ -230,7 +230,7 @@
       <w:pPr>
         <w:spacing w:after="200" w:line="276" w:lineRule="auto"/>
         <w:rPr>
-          <w:rFonts w:ascii="Arial" w:eastAsia="Arial" w:hAnsi="Arial" w:cs="Arial"/>
+          <w:rFonts w:ascii="Arial" w:hAnsi="Arial" w:eastAsia="Arial" w:cs="Arial"/>
         </w:rPr>
       </w:pPr>
     </w:p>
@@ -239,14 +239,14 @@
         <w:spacing w:after="200" w:line="276" w:lineRule="auto"/>
         <w:jc w:val="center"/>
         <w:rPr>
-          <w:rFonts w:ascii="Arial" w:eastAsia="Arial" w:hAnsi="Arial" w:cs="Arial"/>
+          <w:rFonts w:ascii="Arial" w:hAnsi="Arial" w:eastAsia="Arial" w:cs="Arial"/>
           <w:b/>
           <w:bCs/>
         </w:rPr>
       </w:pPr>
       <w:r>
         <w:rPr>
-          <w:rFonts w:ascii="Arial" w:eastAsia="Arial" w:hAnsi="Arial" w:cs="Arial"/>
+          <w:rFonts w:ascii="Arial" w:hAnsi="Arial" w:eastAsia="Arial" w:cs="Arial"/>
           <w:b/>
           <w:bCs/>
         </w:rPr>
@@ -254,7 +254,7 @@
       </w:r>
       <w:r>
         <w:rPr>
-          <w:rFonts w:ascii="Arial" w:eastAsia="Arial" w:hAnsi="Arial" w:cs="Arial"/>
+          <w:rFonts w:ascii="Arial" w:hAnsi="Arial" w:eastAsia="Arial" w:cs="Arial"/>
           <w:b/>
           <w:bCs/>
         </w:rPr>
@@ -265,21 +265,21 @@
       <w:pPr>
         <w:spacing w:after="200" w:line="276" w:lineRule="auto"/>
         <w:rPr>
-          <w:rFonts w:ascii="Arial" w:eastAsia="Arial" w:hAnsi="Arial" w:cs="Arial"/>
-        </w:rPr>
-      </w:pPr>
-    </w:p>
-    <w:p>
-      <w:pPr>
-        <w:spacing w:after="200" w:line="276" w:lineRule="auto"/>
-        <w:rPr>
-          <w:rFonts w:ascii="Arial" w:eastAsia="Arial" w:hAnsi="Arial" w:cs="Arial"/>
-          <w:lang w:val="en-US"/>
-        </w:rPr>
-      </w:pPr>
-      <w:r>
-        <w:rPr>
-          <w:rFonts w:ascii="Arial" w:eastAsia="Arial" w:hAnsi="Arial" w:cs="Arial"/>
+          <w:rFonts w:ascii="Arial" w:hAnsi="Arial" w:eastAsia="Arial" w:cs="Arial"/>
+        </w:rPr>
+      </w:pPr>
+    </w:p>
+    <w:p>
+      <w:pPr>
+        <w:spacing w:after="200" w:line="276" w:lineRule="auto"/>
+        <w:rPr>
+          <w:rFonts w:ascii="Arial" w:hAnsi="Arial" w:eastAsia="Arial" w:cs="Arial"/>
+          <w:lang w:val="en-US"/>
+        </w:rPr>
+      </w:pPr>
+      <w:r>
+        <w:rPr>
+          <w:rFonts w:ascii="Arial" w:hAnsi="Arial" w:eastAsia="Arial" w:cs="Arial"/>
           <w:b/>
           <w:bCs/>
           <w:lang w:val="en-US"/>
@@ -292,13 +292,13 @@
         <w:spacing w:after="200" w:line="360" w:lineRule="auto"/>
         <w:ind w:firstLine="709"/>
         <w:rPr>
-          <w:rFonts w:ascii="Arial" w:eastAsia="Arial" w:hAnsi="Arial" w:cs="Arial"/>
-          <w:lang w:val="en-US"/>
-        </w:rPr>
-      </w:pPr>
-      <w:r>
-        <w:rPr>
-          <w:rFonts w:ascii="Arial" w:eastAsia="Arial" w:hAnsi="Arial" w:cs="Arial"/>
+          <w:rFonts w:ascii="Arial" w:hAnsi="Arial" w:eastAsia="Arial" w:cs="Arial"/>
+          <w:lang w:val="en-US"/>
+        </w:rPr>
+      </w:pPr>
+      <w:r>
+        <w:rPr>
+          <w:rFonts w:ascii="Arial" w:hAnsi="Arial" w:eastAsia="Arial" w:cs="Arial"/>
           <w:lang w:val="en-US"/>
         </w:rPr>
         <w:t>Desenvolver um dashboard interativo para visualização e análise de dados futebolísticos, permitindo interpretar informações de forma clara e organizada.</w:t>
@@ -308,13 +308,13 @@
       <w:pPr>
         <w:spacing w:after="200" w:line="276" w:lineRule="auto"/>
         <w:rPr>
-          <w:rFonts w:ascii="Arial" w:eastAsia="Arial" w:hAnsi="Arial" w:cs="Arial"/>
-          <w:lang w:val="en-US"/>
-        </w:rPr>
-      </w:pPr>
-      <w:r>
-        <w:rPr>
-          <w:rFonts w:ascii="Arial" w:eastAsia="Arial" w:hAnsi="Arial" w:cs="Arial"/>
+          <w:rFonts w:ascii="Arial" w:hAnsi="Arial" w:eastAsia="Arial" w:cs="Arial"/>
+          <w:lang w:val="en-US"/>
+        </w:rPr>
+      </w:pPr>
+      <w:r>
+        <w:rPr>
+          <w:rFonts w:ascii="Arial" w:hAnsi="Arial" w:eastAsia="Arial" w:cs="Arial"/>
           <w:b/>
           <w:bCs/>
           <w:lang w:val="en-US"/>
@@ -327,13 +327,13 @@
         <w:spacing w:after="200" w:line="360" w:lineRule="auto"/>
         <w:ind w:firstLine="709"/>
         <w:rPr>
-          <w:rFonts w:ascii="Arial" w:eastAsia="Arial" w:hAnsi="Arial" w:cs="Arial"/>
-          <w:lang w:val="en-US"/>
-        </w:rPr>
-      </w:pPr>
-      <w:r>
-        <w:rPr>
-          <w:rFonts w:ascii="Arial" w:eastAsia="Arial" w:hAnsi="Arial" w:cs="Arial"/>
+          <w:rFonts w:ascii="Arial" w:hAnsi="Arial" w:eastAsia="Arial" w:cs="Arial"/>
+          <w:lang w:val="en-US"/>
+        </w:rPr>
+      </w:pPr>
+      <w:r>
+        <w:rPr>
+          <w:rFonts w:ascii="Arial" w:hAnsi="Arial" w:eastAsia="Arial" w:cs="Arial"/>
           <w:lang w:val="en-US"/>
         </w:rPr>
         <w:t>O sistema é uma aplicação desenvolvida em Python, utilizando Streamlit para criação da interface gráfica. A aplicação é executada localmente e acessada via navegador.</w:t>
@@ -343,12 +343,12 @@
       <w:pPr>
         <w:spacing w:after="200" w:line="276" w:lineRule="auto"/>
         <w:rPr>
-          <w:rFonts w:ascii="Arial" w:eastAsia="Arial" w:hAnsi="Arial" w:cs="Arial"/>
-        </w:rPr>
-      </w:pPr>
-      <w:r>
-        <w:rPr>
-          <w:rFonts w:ascii="Arial" w:eastAsia="Arial" w:hAnsi="Arial" w:cs="Arial"/>
+          <w:rFonts w:ascii="Arial" w:hAnsi="Arial" w:eastAsia="Arial" w:cs="Arial"/>
+        </w:rPr>
+      </w:pPr>
+      <w:r>
+        <w:rPr>
+          <w:rFonts w:ascii="Arial" w:hAnsi="Arial" w:eastAsia="Arial" w:cs="Arial"/>
           <w:b/>
           <w:bCs/>
         </w:rPr>
@@ -360,13 +360,13 @@
         <w:spacing w:after="200" w:line="360" w:lineRule="auto"/>
         <w:ind w:firstLine="709"/>
         <w:rPr>
-          <w:rFonts w:ascii="Arial" w:eastAsia="Arial" w:hAnsi="Arial" w:cs="Arial"/>
-          <w:lang w:val="en-US"/>
-        </w:rPr>
-      </w:pPr>
-      <w:r>
-        <w:rPr>
-          <w:rFonts w:ascii="Arial" w:eastAsia="Arial" w:hAnsi="Arial" w:cs="Arial"/>
+          <w:rFonts w:ascii="Arial" w:hAnsi="Arial" w:eastAsia="Arial" w:cs="Arial"/>
+          <w:lang w:val="en-US"/>
+        </w:rPr>
+      </w:pPr>
+      <w:r>
+        <w:rPr>
+          <w:rFonts w:ascii="Arial" w:hAnsi="Arial" w:eastAsia="Arial" w:cs="Arial"/>
           <w:lang w:val="en-US"/>
         </w:rPr>
         <w:t>Os dados são obtidos a partir de uma API externa que disponibiliza informações no formato CSV. O sistema realiza a requisição, leitura e conversão dos dados para estruturas manipuláveis, sendo utilizados apenas para leitura.</w:t>
@@ -376,13 +376,13 @@
       <w:pPr>
         <w:spacing w:after="200" w:line="276" w:lineRule="auto"/>
         <w:rPr>
-          <w:rFonts w:ascii="Arial" w:eastAsia="Arial" w:hAnsi="Arial" w:cs="Arial"/>
-          <w:lang w:val="en-US"/>
-        </w:rPr>
-      </w:pPr>
-      <w:r>
-        <w:rPr>
-          <w:rFonts w:ascii="Arial" w:eastAsia="Arial" w:hAnsi="Arial" w:cs="Arial"/>
+          <w:rFonts w:ascii="Arial" w:hAnsi="Arial" w:eastAsia="Arial" w:cs="Arial"/>
+          <w:lang w:val="en-US"/>
+        </w:rPr>
+      </w:pPr>
+      <w:r>
+        <w:rPr>
+          <w:rFonts w:ascii="Arial" w:hAnsi="Arial" w:eastAsia="Arial" w:cs="Arial"/>
           <w:b/>
           <w:bCs/>
           <w:lang w:val="en-US"/>
@@ -395,13 +395,13 @@
         <w:spacing w:after="200" w:line="360" w:lineRule="auto"/>
         <w:ind w:firstLine="709"/>
         <w:rPr>
-          <w:rFonts w:ascii="Arial" w:eastAsia="Arial" w:hAnsi="Arial" w:cs="Arial"/>
-          <w:lang w:val="en-US"/>
-        </w:rPr>
-      </w:pPr>
-      <w:r>
-        <w:rPr>
-          <w:rFonts w:ascii="Arial" w:eastAsia="Arial" w:hAnsi="Arial" w:cs="Arial"/>
+          <w:rFonts w:ascii="Arial" w:hAnsi="Arial" w:eastAsia="Arial" w:cs="Arial"/>
+          <w:lang w:val="en-US"/>
+        </w:rPr>
+      </w:pPr>
+      <w:r>
+        <w:rPr>
+          <w:rFonts w:ascii="Arial" w:hAnsi="Arial" w:eastAsia="Arial" w:cs="Arial"/>
           <w:lang w:val="en-US"/>
         </w:rPr>
         <w:t>Coleta e processamento de dados por meio da API, visualização em tabelas, geração de gráficos e interação básica com atualização dinâmica conforme seleções do usuário.</w:t>
@@ -411,13 +411,13 @@
       <w:pPr>
         <w:spacing w:after="200" w:line="276" w:lineRule="auto"/>
         <w:rPr>
-          <w:rFonts w:ascii="Arial" w:eastAsia="Arial" w:hAnsi="Arial" w:cs="Arial"/>
-          <w:lang w:val="en-US"/>
-        </w:rPr>
-      </w:pPr>
-      <w:r>
-        <w:rPr>
-          <w:rFonts w:ascii="Arial" w:eastAsia="Arial" w:hAnsi="Arial" w:cs="Arial"/>
+          <w:rFonts w:ascii="Arial" w:hAnsi="Arial" w:eastAsia="Arial" w:cs="Arial"/>
+          <w:lang w:val="en-US"/>
+        </w:rPr>
+      </w:pPr>
+      <w:r>
+        <w:rPr>
+          <w:rFonts w:ascii="Arial" w:hAnsi="Arial" w:eastAsia="Arial" w:cs="Arial"/>
           <w:b/>
           <w:bCs/>
           <w:lang w:val="en-US"/>
@@ -430,13 +430,13 @@
         <w:spacing w:after="200" w:line="360" w:lineRule="auto"/>
         <w:ind w:firstLine="709"/>
         <w:rPr>
-          <w:rFonts w:ascii="Arial" w:eastAsia="Arial" w:hAnsi="Arial" w:cs="Arial"/>
-          <w:lang w:val="en-US"/>
-        </w:rPr>
-      </w:pPr>
-      <w:r>
-        <w:rPr>
-          <w:rFonts w:ascii="Arial" w:eastAsia="Arial" w:hAnsi="Arial" w:cs="Arial"/>
+          <w:rFonts w:ascii="Arial" w:hAnsi="Arial" w:eastAsia="Arial" w:cs="Arial"/>
+          <w:lang w:val="en-US"/>
+        </w:rPr>
+      </w:pPr>
+      <w:r>
+        <w:rPr>
+          <w:rFonts w:ascii="Arial" w:hAnsi="Arial" w:eastAsia="Arial" w:cs="Arial"/>
           <w:lang w:val="en-US"/>
         </w:rPr>
         <w:t>Python, Streamlit, Pandas, biblioteca de requisições HTTP (requests) e bibliotecas de visualização como Matplotlib ou Plotly.</w:t>
@@ -446,12 +446,12 @@
       <w:pPr>
         <w:spacing w:after="200" w:line="276" w:lineRule="auto"/>
         <w:rPr>
-          <w:rFonts w:ascii="Arial" w:eastAsia="Arial" w:hAnsi="Arial" w:cs="Arial"/>
-        </w:rPr>
-      </w:pPr>
-      <w:r>
-        <w:rPr>
-          <w:rFonts w:ascii="Arial" w:eastAsia="Arial" w:hAnsi="Arial" w:cs="Arial"/>
+          <w:rFonts w:ascii="Arial" w:hAnsi="Arial" w:eastAsia="Arial" w:cs="Arial"/>
+        </w:rPr>
+      </w:pPr>
+      <w:r>
+        <w:rPr>
+          <w:rFonts w:ascii="Arial" w:hAnsi="Arial" w:eastAsia="Arial" w:cs="Arial"/>
           <w:b/>
           <w:bCs/>
         </w:rPr>
@@ -463,13 +463,13 @@
         <w:spacing w:after="200" w:line="360" w:lineRule="auto"/>
         <w:ind w:firstLine="709"/>
         <w:rPr>
-          <w:rFonts w:ascii="Arial" w:eastAsia="Arial" w:hAnsi="Arial" w:cs="Arial"/>
-          <w:lang w:val="en-US"/>
-        </w:rPr>
-      </w:pPr>
-      <w:r>
-        <w:rPr>
-          <w:rFonts w:ascii="Arial" w:eastAsia="Arial" w:hAnsi="Arial" w:cs="Arial"/>
+          <w:rFonts w:ascii="Arial" w:hAnsi="Arial" w:eastAsia="Arial" w:cs="Arial"/>
+          <w:lang w:val="en-US"/>
+        </w:rPr>
+      </w:pPr>
+      <w:r>
+        <w:rPr>
+          <w:rFonts w:ascii="Arial" w:hAnsi="Arial" w:eastAsia="Arial" w:cs="Arial"/>
           <w:lang w:val="en-US"/>
         </w:rPr>
         <w:t>Interface gráfica via navegador utilizando Streamlit, com layout simples e funcional.</w:t>
@@ -479,13 +479,13 @@
       <w:pPr>
         <w:spacing w:after="200" w:line="276" w:lineRule="auto"/>
         <w:rPr>
-          <w:rFonts w:ascii="Arial" w:eastAsia="Arial" w:hAnsi="Arial" w:cs="Arial"/>
-          <w:lang w:val="en-US"/>
-        </w:rPr>
-      </w:pPr>
-      <w:r>
-        <w:rPr>
-          <w:rFonts w:ascii="Arial" w:eastAsia="Arial" w:hAnsi="Arial" w:cs="Arial"/>
+          <w:rFonts w:ascii="Arial" w:hAnsi="Arial" w:eastAsia="Arial" w:cs="Arial"/>
+          <w:lang w:val="en-US"/>
+        </w:rPr>
+      </w:pPr>
+      <w:r>
+        <w:rPr>
+          <w:rFonts w:ascii="Arial" w:hAnsi="Arial" w:eastAsia="Arial" w:cs="Arial"/>
           <w:b/>
           <w:bCs/>
           <w:lang w:val="en-US"/>
@@ -498,13 +498,13 @@
         <w:spacing w:after="200" w:line="360" w:lineRule="auto"/>
         <w:ind w:firstLine="709"/>
         <w:rPr>
-          <w:rFonts w:ascii="Arial" w:eastAsia="Arial" w:hAnsi="Arial" w:cs="Arial"/>
-          <w:lang w:val="en-US"/>
-        </w:rPr>
-      </w:pPr>
-      <w:r>
-        <w:rPr>
-          <w:rFonts w:ascii="Arial" w:eastAsia="Arial" w:hAnsi="Arial" w:cs="Arial"/>
+          <w:rFonts w:ascii="Arial" w:hAnsi="Arial" w:eastAsia="Arial" w:cs="Arial"/>
+          <w:lang w:val="en-US"/>
+        </w:rPr>
+      </w:pPr>
+      <w:r>
+        <w:rPr>
+          <w:rFonts w:ascii="Arial" w:hAnsi="Arial" w:eastAsia="Arial" w:cs="Arial"/>
           <w:lang w:val="en-US"/>
         </w:rPr>
         <w:t>O sistema não possui cadastro de dados, filtros por jogador, uso de sliders, banco de dados próprio, sistema de login ou persistência de dados.</w:t>
@@ -514,13 +514,13 @@
       <w:pPr>
         <w:spacing w:after="200" w:line="276" w:lineRule="auto"/>
         <w:rPr>
-          <w:rFonts w:ascii="Arial" w:eastAsia="Arial" w:hAnsi="Arial" w:cs="Arial"/>
-          <w:lang w:val="en-US"/>
-        </w:rPr>
-      </w:pPr>
-      <w:r>
-        <w:rPr>
-          <w:rFonts w:ascii="Arial" w:eastAsia="Arial" w:hAnsi="Arial" w:cs="Arial"/>
+          <w:rFonts w:ascii="Arial" w:hAnsi="Arial" w:eastAsia="Arial" w:cs="Arial"/>
+          <w:lang w:val="en-US"/>
+        </w:rPr>
+      </w:pPr>
+      <w:r>
+        <w:rPr>
+          <w:rFonts w:ascii="Arial" w:hAnsi="Arial" w:eastAsia="Arial" w:cs="Arial"/>
           <w:b/>
           <w:bCs/>
           <w:lang w:val="en-US"/>
@@ -533,20 +533,20 @@
         <w:spacing w:after="200" w:line="360" w:lineRule="auto"/>
         <w:ind w:firstLine="709"/>
         <w:rPr>
-          <w:rFonts w:ascii="Arial" w:eastAsia="Arial" w:hAnsi="Arial" w:cs="Arial"/>
-          <w:lang w:val="en-US"/>
-        </w:rPr>
-      </w:pPr>
-      <w:r>
-        <w:rPr>
-          <w:rFonts w:ascii="Arial" w:eastAsia="Arial" w:hAnsi="Arial" w:cs="Arial"/>
+          <w:rFonts w:ascii="Arial" w:hAnsi="Arial" w:eastAsia="Arial" w:cs="Arial"/>
+          <w:lang w:val="en-US"/>
+        </w:rPr>
+      </w:pPr>
+      <w:r>
+        <w:rPr>
+          <w:rFonts w:ascii="Arial" w:hAnsi="Arial" w:eastAsia="Arial" w:cs="Arial"/>
           <w:lang w:val="en-US"/>
         </w:rPr>
         <w:t xml:space="preserve">Otávio Augusto – </w:t>
       </w:r>
       <w:r>
         <w:rPr>
-          <w:rFonts w:ascii="Arial" w:eastAsia="Arial" w:hAnsi="Arial" w:cs="Arial"/>
+          <w:rFonts w:ascii="Arial" w:hAnsi="Arial" w:eastAsia="Arial" w:cs="Arial"/>
           <w:lang w:val="en-US"/>
         </w:rPr>
         <w:t>Modelagem estatística</w:t>
@@ -557,20 +557,20 @@
         <w:spacing w:after="200" w:line="360" w:lineRule="auto"/>
         <w:ind w:firstLine="709"/>
         <w:rPr>
-          <w:rFonts w:ascii="Arial" w:eastAsia="Arial" w:hAnsi="Arial" w:cs="Arial"/>
-          <w:lang w:val="en-US"/>
-        </w:rPr>
-      </w:pPr>
-      <w:r>
-        <w:rPr>
-          <w:rFonts w:ascii="Arial" w:eastAsia="Arial" w:hAnsi="Arial" w:cs="Arial"/>
+          <w:rFonts w:ascii="Arial" w:hAnsi="Arial" w:eastAsia="Arial" w:cs="Arial"/>
+          <w:lang w:val="en-US"/>
+        </w:rPr>
+      </w:pPr>
+      <w:r>
+        <w:rPr>
+          <w:rFonts w:ascii="Arial" w:hAnsi="Arial" w:eastAsia="Arial" w:cs="Arial"/>
           <w:lang w:val="en-US"/>
         </w:rPr>
         <w:t xml:space="preserve">Kauan Mateus – </w:t>
       </w:r>
       <w:r>
         <w:rPr>
-          <w:rFonts w:ascii="Arial" w:eastAsia="Arial" w:hAnsi="Arial" w:cs="Arial"/>
+          <w:rFonts w:ascii="Arial" w:hAnsi="Arial" w:eastAsia="Arial" w:cs="Arial"/>
           <w:lang w:val="en-US"/>
         </w:rPr>
         <w:t>Lógica e integração</w:t>
@@ -581,20 +581,20 @@
         <w:spacing w:after="200" w:line="360" w:lineRule="auto"/>
         <w:ind w:firstLine="709"/>
         <w:rPr>
-          <w:rFonts w:ascii="Arial" w:eastAsia="Arial" w:hAnsi="Arial" w:cs="Arial"/>
-          <w:lang w:val="en-US"/>
-        </w:rPr>
-      </w:pPr>
-      <w:r>
-        <w:rPr>
-          <w:rFonts w:ascii="Arial" w:eastAsia="Arial" w:hAnsi="Arial" w:cs="Arial"/>
+          <w:rFonts w:ascii="Arial" w:hAnsi="Arial" w:eastAsia="Arial" w:cs="Arial"/>
+          <w:lang w:val="en-US"/>
+        </w:rPr>
+      </w:pPr>
+      <w:r>
+        <w:rPr>
+          <w:rFonts w:ascii="Arial" w:hAnsi="Arial" w:eastAsia="Arial" w:cs="Arial"/>
           <w:lang w:val="en-US"/>
         </w:rPr>
         <w:t xml:space="preserve">Matheus Carvalho – </w:t>
       </w:r>
       <w:r>
         <w:rPr>
-          <w:rFonts w:ascii="Arial" w:eastAsia="Arial" w:hAnsi="Arial" w:cs="Arial"/>
+          <w:rFonts w:ascii="Arial" w:hAnsi="Arial" w:eastAsia="Arial" w:cs="Arial"/>
           <w:lang w:val="en-US"/>
         </w:rPr>
         <w:t>Interface Streamlit</w:t>
@@ -605,18 +605,18 @@
         <w:spacing w:after="200" w:line="360" w:lineRule="auto"/>
         <w:ind w:firstLine="709"/>
         <w:rPr>
-          <w:rFonts w:ascii="Arial" w:eastAsia="Arial" w:hAnsi="Arial" w:cs="Arial"/>
-        </w:rPr>
-      </w:pPr>
-      <w:r>
-        <w:rPr>
-          <w:rFonts w:ascii="Arial" w:eastAsia="Arial" w:hAnsi="Arial" w:cs="Arial"/>
+          <w:rFonts w:ascii="Arial" w:hAnsi="Arial" w:eastAsia="Arial" w:cs="Arial"/>
+        </w:rPr>
+      </w:pPr>
+      <w:r>
+        <w:rPr>
+          <w:rFonts w:ascii="Arial" w:hAnsi="Arial" w:eastAsia="Arial" w:cs="Arial"/>
         </w:rPr>
         <w:t xml:space="preserve">Flávio Freire – </w:t>
       </w:r>
       <w:r>
         <w:rPr>
-          <w:rFonts w:ascii="Arial" w:eastAsia="Arial" w:hAnsi="Arial" w:cs="Arial"/>
+          <w:rFonts w:ascii="Arial" w:hAnsi="Arial" w:eastAsia="Arial" w:cs="Arial"/>
         </w:rPr>
         <w:t>Testes</w:t>
       </w:r>
@@ -626,20 +626,20 @@
         <w:spacing w:after="200" w:line="360" w:lineRule="auto"/>
         <w:ind w:firstLine="709"/>
         <w:rPr>
-          <w:rFonts w:ascii="Arial" w:eastAsia="Arial" w:hAnsi="Arial" w:cs="Arial"/>
-          <w:lang w:val="en-US"/>
-        </w:rPr>
-      </w:pPr>
-      <w:r>
-        <w:rPr>
-          <w:rFonts w:ascii="Arial" w:eastAsia="Arial" w:hAnsi="Arial" w:cs="Arial"/>
+          <w:rFonts w:ascii="Arial" w:hAnsi="Arial" w:eastAsia="Arial" w:cs="Arial"/>
+          <w:lang w:val="en-US"/>
+        </w:rPr>
+      </w:pPr>
+      <w:r>
+        <w:rPr>
+          <w:rFonts w:ascii="Arial" w:hAnsi="Arial" w:eastAsia="Arial" w:cs="Arial"/>
           <w:lang w:val="en-US"/>
         </w:rPr>
         <w:t xml:space="preserve">Thiago Alcântara – </w:t>
       </w:r>
       <w:r>
         <w:rPr>
-          <w:rFonts w:ascii="Arial" w:eastAsia="Arial" w:hAnsi="Arial" w:cs="Arial"/>
+          <w:rFonts w:ascii="Arial" w:hAnsi="Arial" w:eastAsia="Arial" w:cs="Arial"/>
           <w:lang w:val="en-US"/>
         </w:rPr>
         <w:t>Banco de Dados</w:t>
@@ -650,42 +650,822 @@
         <w:spacing w:after="200" w:line="360" w:lineRule="auto"/>
         <w:ind w:firstLine="709"/>
         <w:rPr>
-          <w:rFonts w:ascii="Arial" w:eastAsia="Arial" w:hAnsi="Arial" w:cs="Arial"/>
-          <w:u w:val="single"/>
-          <w:lang w:val="en-US"/>
-        </w:rPr>
-      </w:pPr>
-      <w:r>
-        <w:rPr>
-          <w:rFonts w:ascii="Arial" w:eastAsia="Arial" w:hAnsi="Arial" w:cs="Arial"/>
+          <w:rFonts w:ascii="Arial" w:hAnsi="Arial" w:eastAsia="Arial" w:cs="Arial"/>
+          <w:lang w:val="en-US"/>
+        </w:rPr>
+      </w:pPr>
+      <w:r>
+        <w:rPr>
+          <w:rFonts w:ascii="Arial" w:hAnsi="Arial" w:eastAsia="Arial" w:cs="Arial"/>
           <w:lang w:val="en-US"/>
         </w:rPr>
         <w:t xml:space="preserve">Gabriel Torres – </w:t>
       </w:r>
       <w:r>
         <w:rPr>
-          <w:rFonts w:ascii="Arial" w:eastAsia="Arial" w:hAnsi="Arial" w:cs="Arial"/>
-          <w:lang w:val="en-US"/>
-        </w:rPr>
-        <w:t>Integração e ajustes</w:t>
-      </w:r>
-    </w:p>
-    <w:p>
-      <w:pPr>
-        <w:spacing w:after="200" w:line="276" w:lineRule="auto"/>
-        <w:rPr>
-          <w:rFonts w:ascii="Arial" w:eastAsia="Arial" w:hAnsi="Arial" w:cs="Arial"/>
-          <w:lang w:val="en-US"/>
-        </w:rPr>
-      </w:pPr>
-      <w:r>
-        <w:rPr>
-          <w:rFonts w:ascii="Arial" w:eastAsia="Arial" w:hAnsi="Arial" w:cs="Arial"/>
-          <w:b/>
-          <w:bCs/>
-          <w:lang w:val="en-US"/>
-        </w:rPr>
-        <w:t>9. Resultado Esperado</w:t>
+          <w:rFonts w:ascii="Arial" w:hAnsi="Arial" w:eastAsia="Arial" w:cs="Arial"/>
+          <w:lang w:val="en-US"/>
+        </w:rPr>
+        <w:t>Integração</w:t>
+      </w:r>
+      <w:r>
+        <w:rPr>
+          <w:rFonts w:ascii="Arial" w:hAnsi="Arial" w:eastAsia="Arial" w:cs="Arial"/>
+          <w:lang w:val="en-US"/>
+        </w:rPr>
+        <w:t xml:space="preserve"> e </w:t>
+      </w:r>
+      <w:r>
+        <w:rPr>
+          <w:rFonts w:ascii="Arial" w:hAnsi="Arial" w:eastAsia="Arial" w:cs="Arial"/>
+          <w:lang w:val="en-US"/>
+        </w:rPr>
+        <w:t>ajustes</w:t>
+      </w:r>
+    </w:p>
+    <w:p>
+      <w:pPr>
+        <w:pStyle w:val="Normal"/>
+        <w:suppressLineNumbers w:val="0"/>
+        <w:bidi w:val="0"/>
+        <w:spacing w:before="0" w:beforeAutospacing="off" w:after="200" w:afterAutospacing="off" w:line="276" w:lineRule="auto"/>
+        <w:ind w:left="0" w:right="0"/>
+        <w:jc w:val="left"/>
+        <w:rPr>
+          <w:rFonts w:ascii="Arial" w:hAnsi="Arial" w:eastAsia="Arial" w:cs="Arial"/>
+          <w:b w:val="1"/>
+          <w:bCs w:val="1"/>
+          <w:lang w:val="en-US"/>
+        </w:rPr>
+      </w:pPr>
+      <w:r>
+        <w:rPr>
+          <w:rFonts w:ascii="Arial" w:hAnsi="Arial" w:eastAsia="Arial" w:cs="Arial"/>
+          <w:b w:val="1"/>
+          <w:bCs w:val="1"/>
+          <w:lang w:val="en-US"/>
+        </w:rPr>
+        <w:t xml:space="preserve">9.Cronograma de </w:t>
+      </w:r>
+      <w:r>
+        <w:rPr>
+          <w:rFonts w:ascii="Arial" w:hAnsi="Arial" w:eastAsia="Arial" w:cs="Arial"/>
+          <w:b w:val="1"/>
+          <w:bCs w:val="1"/>
+          <w:lang w:val="en-US"/>
+        </w:rPr>
+        <w:t>Entregas</w:t>
+      </w:r>
+    </w:p>
+    <w:p>
+      <w:pPr>
+        <w:pStyle w:val="ListParagraph"/>
+        <w:numPr>
+          <w:ilvl w:val="0"/>
+          <w:numId w:val="1"/>
+        </w:numPr>
+        <w:bidi w:val="0"/>
+        <w:spacing w:before="0" w:beforeAutospacing="off" w:after="0" w:afterAutospacing="off"/>
+        <w:jc w:val="left"/>
+        <w:rPr>
+          <w:rFonts w:ascii="Arial" w:hAnsi="Arial" w:eastAsia="Arial" w:cs="Arial"/>
+          <w:noProof w:val="0"/>
+          <w:lang w:val="pt-BR"/>
+        </w:rPr>
+      </w:pPr>
+      <w:r>
+        <w:rPr>
+          <w:rFonts w:ascii="Arial" w:hAnsi="Arial" w:eastAsia="Arial" w:cs="Arial"/>
+          <w:b w:val="1"/>
+          <w:bCs w:val="1"/>
+          <w:noProof w:val="0"/>
+          <w:lang w:val="pt-BR"/>
+        </w:rPr>
+        <w:t>10/04</w:t>
+      </w:r>
+      <w:r>
+        <w:rPr>
+          <w:rFonts w:ascii="Arial" w:hAnsi="Arial" w:eastAsia="Arial" w:cs="Arial"/>
+          <w:noProof w:val="0"/>
+          <w:lang w:val="pt-BR"/>
+        </w:rPr>
+        <w:t xml:space="preserve"> — Estrutura inicial do sistema</w:t>
+      </w:r>
+      <w:r>
+        <w:rPr>
+          <w:rFonts w:ascii="Arial" w:hAnsi="Arial" w:eastAsia="Arial" w:cs="Arial"/>
+          <w:noProof w:val="0"/>
+          <w:lang w:val="pt-BR"/>
+        </w:rPr>
+        <w:t xml:space="preserve"> + </w:t>
+      </w:r>
+      <w:r>
+        <w:rPr>
+          <w:rFonts w:ascii="Arial" w:hAnsi="Arial" w:eastAsia="Arial" w:cs="Arial"/>
+          <w:noProof w:val="0"/>
+          <w:lang w:val="pt-BR"/>
+        </w:rPr>
+        <w:t>dashboard funcional</w:t>
+      </w:r>
+      <w:r>
+        <w:rPr>
+          <w:rFonts w:ascii="Arial" w:hAnsi="Arial" w:eastAsia="Arial" w:cs="Arial"/>
+          <w:noProof w:val="0"/>
+          <w:lang w:val="pt-BR"/>
+        </w:rPr>
+        <w:t xml:space="preserve"> + </w:t>
+      </w:r>
+      <w:r>
+        <w:rPr>
+          <w:rFonts w:ascii="Arial" w:hAnsi="Arial" w:eastAsia="Arial" w:cs="Arial"/>
+          <w:noProof w:val="0"/>
+          <w:lang w:val="pt-BR"/>
+        </w:rPr>
+        <w:t>refinamento da UI/UX</w:t>
+      </w:r>
+    </w:p>
+    <w:p>
+      <w:pPr>
+        <w:pStyle w:val="ListParagraph"/>
+        <w:numPr>
+          <w:ilvl w:val="0"/>
+          <w:numId w:val="1"/>
+        </w:numPr>
+        <w:bidi w:val="0"/>
+        <w:spacing w:before="0" w:beforeAutospacing="off" w:after="0" w:afterAutospacing="off"/>
+        <w:rPr>
+          <w:rFonts w:ascii="Arial" w:hAnsi="Arial" w:eastAsia="Arial" w:cs="Arial"/>
+          <w:noProof w:val="0"/>
+          <w:lang w:val="en-US"/>
+        </w:rPr>
+      </w:pPr>
+      <w:r>
+        <w:rPr>
+          <w:rFonts w:ascii="Arial" w:hAnsi="Arial" w:eastAsia="Arial" w:cs="Arial"/>
+          <w:b w:val="1"/>
+          <w:bCs w:val="1"/>
+          <w:noProof w:val="0"/>
+          <w:lang w:val="en-US"/>
+        </w:rPr>
+        <w:t>17/04</w:t>
+      </w:r>
+      <w:r>
+        <w:rPr>
+          <w:rFonts w:ascii="Arial" w:hAnsi="Arial" w:eastAsia="Arial" w:cs="Arial"/>
+          <w:noProof w:val="0"/>
+          <w:lang w:val="en-US"/>
+        </w:rPr>
+        <w:t xml:space="preserve"> — </w:t>
+      </w:r>
+      <w:r>
+        <w:rPr>
+          <w:rFonts w:ascii="Arial" w:hAnsi="Arial" w:eastAsia="Arial" w:cs="Arial"/>
+          <w:noProof w:val="0"/>
+          <w:lang w:val="en-US"/>
+        </w:rPr>
+        <w:t>Criação</w:t>
+      </w:r>
+      <w:r>
+        <w:rPr>
+          <w:rFonts w:ascii="Arial" w:hAnsi="Arial" w:eastAsia="Arial" w:cs="Arial"/>
+          <w:noProof w:val="0"/>
+          <w:lang w:val="en-US"/>
+        </w:rPr>
+        <w:t xml:space="preserve"> do banco de dados</w:t>
+      </w:r>
+    </w:p>
+    <w:p>
+      <w:pPr>
+        <w:pStyle w:val="ListParagraph"/>
+        <w:numPr>
+          <w:ilvl w:val="0"/>
+          <w:numId w:val="1"/>
+        </w:numPr>
+        <w:bidi w:val="0"/>
+        <w:spacing w:before="0" w:beforeAutospacing="off" w:after="0" w:afterAutospacing="off"/>
+        <w:rPr>
+          <w:rFonts w:ascii="Arial" w:hAnsi="Arial" w:eastAsia="Arial" w:cs="Arial"/>
+          <w:noProof w:val="0"/>
+          <w:lang w:val="en-US"/>
+        </w:rPr>
+      </w:pPr>
+      <w:r>
+        <w:rPr>
+          <w:rFonts w:ascii="Arial" w:hAnsi="Arial" w:eastAsia="Arial" w:cs="Arial"/>
+          <w:b w:val="1"/>
+          <w:bCs w:val="1"/>
+          <w:noProof w:val="0"/>
+          <w:lang w:val="en-US"/>
+        </w:rPr>
+        <w:t>24/04</w:t>
+      </w:r>
+      <w:r>
+        <w:rPr>
+          <w:rFonts w:ascii="Arial" w:hAnsi="Arial" w:eastAsia="Arial" w:cs="Arial"/>
+          <w:noProof w:val="0"/>
+          <w:lang w:val="en-US"/>
+        </w:rPr>
+        <w:t xml:space="preserve"> — </w:t>
+      </w:r>
+      <w:r>
+        <w:rPr>
+          <w:rFonts w:ascii="Arial" w:hAnsi="Arial" w:eastAsia="Arial" w:cs="Arial"/>
+          <w:noProof w:val="0"/>
+          <w:lang w:val="en-US"/>
+        </w:rPr>
+        <w:t>Cadastro</w:t>
+      </w:r>
+      <w:r>
+        <w:rPr>
+          <w:rFonts w:ascii="Arial" w:hAnsi="Arial" w:eastAsia="Arial" w:cs="Arial"/>
+          <w:noProof w:val="0"/>
+          <w:lang w:val="en-US"/>
+        </w:rPr>
+        <w:t xml:space="preserve"> de </w:t>
+      </w:r>
+      <w:r>
+        <w:rPr>
+          <w:rFonts w:ascii="Arial" w:hAnsi="Arial" w:eastAsia="Arial" w:cs="Arial"/>
+          <w:noProof w:val="0"/>
+          <w:lang w:val="en-US"/>
+        </w:rPr>
+        <w:t>usuários</w:t>
+      </w:r>
+      <w:r>
+        <w:rPr>
+          <w:rFonts w:ascii="Arial" w:hAnsi="Arial" w:eastAsia="Arial" w:cs="Arial"/>
+          <w:noProof w:val="0"/>
+          <w:lang w:val="en-US"/>
+        </w:rPr>
+        <w:t xml:space="preserve"> + </w:t>
+      </w:r>
+      <w:r>
+        <w:rPr>
+          <w:rFonts w:ascii="Arial" w:hAnsi="Arial" w:eastAsia="Arial" w:cs="Arial"/>
+          <w:noProof w:val="0"/>
+          <w:lang w:val="en-US"/>
+        </w:rPr>
+        <w:t>validações</w:t>
+      </w:r>
+      <w:r>
+        <w:rPr>
+          <w:rFonts w:ascii="Arial" w:hAnsi="Arial" w:eastAsia="Arial" w:cs="Arial"/>
+          <w:noProof w:val="0"/>
+          <w:lang w:val="en-US"/>
+        </w:rPr>
+        <w:t xml:space="preserve"> de dados </w:t>
+      </w:r>
+    </w:p>
+    <w:p>
+      <w:pPr>
+        <w:pStyle w:val="ListParagraph"/>
+        <w:numPr>
+          <w:ilvl w:val="0"/>
+          <w:numId w:val="1"/>
+        </w:numPr>
+        <w:bidi w:val="0"/>
+        <w:spacing w:before="0" w:beforeAutospacing="off" w:after="0" w:afterAutospacing="off"/>
+        <w:rPr>
+          <w:rFonts w:ascii="Arial" w:hAnsi="Arial" w:eastAsia="Arial" w:cs="Arial"/>
+          <w:noProof w:val="0"/>
+          <w:lang w:val="en-US"/>
+        </w:rPr>
+      </w:pPr>
+      <w:r>
+        <w:rPr>
+          <w:rFonts w:ascii="Arial" w:hAnsi="Arial" w:eastAsia="Arial" w:cs="Arial"/>
+          <w:b w:val="1"/>
+          <w:bCs w:val="1"/>
+          <w:noProof w:val="0"/>
+          <w:lang w:val="en-US"/>
+        </w:rPr>
+        <w:t>01/05</w:t>
+      </w:r>
+      <w:r>
+        <w:rPr>
+          <w:rFonts w:ascii="Arial" w:hAnsi="Arial" w:eastAsia="Arial" w:cs="Arial"/>
+          <w:noProof w:val="0"/>
+          <w:lang w:val="en-US"/>
+        </w:rPr>
+        <w:t xml:space="preserve"> — Login + </w:t>
+      </w:r>
+      <w:r>
+        <w:rPr>
+          <w:rFonts w:ascii="Arial" w:hAnsi="Arial" w:eastAsia="Arial" w:cs="Arial"/>
+          <w:noProof w:val="0"/>
+          <w:lang w:val="en-US"/>
+        </w:rPr>
+        <w:t>validação</w:t>
+      </w:r>
+      <w:r>
+        <w:rPr>
+          <w:rFonts w:ascii="Arial" w:hAnsi="Arial" w:eastAsia="Arial" w:cs="Arial"/>
+          <w:noProof w:val="0"/>
+          <w:lang w:val="en-US"/>
+        </w:rPr>
+        <w:t xml:space="preserve"> de </w:t>
+      </w:r>
+      <w:r>
+        <w:rPr>
+          <w:rFonts w:ascii="Arial" w:hAnsi="Arial" w:eastAsia="Arial" w:cs="Arial"/>
+          <w:noProof w:val="0"/>
+          <w:lang w:val="en-US"/>
+        </w:rPr>
+        <w:t>autenticação</w:t>
+      </w:r>
+      <w:r>
+        <w:rPr>
+          <w:rFonts w:ascii="Arial" w:hAnsi="Arial" w:eastAsia="Arial" w:cs="Arial"/>
+          <w:noProof w:val="0"/>
+          <w:lang w:val="en-US"/>
+        </w:rPr>
+        <w:t xml:space="preserve"> </w:t>
+      </w:r>
+    </w:p>
+    <w:p>
+      <w:pPr>
+        <w:pStyle w:val="ListParagraph"/>
+        <w:numPr>
+          <w:ilvl w:val="0"/>
+          <w:numId w:val="1"/>
+        </w:numPr>
+        <w:bidi w:val="0"/>
+        <w:spacing w:before="0" w:beforeAutospacing="off" w:after="0" w:afterAutospacing="off"/>
+        <w:rPr>
+          <w:rFonts w:ascii="Arial" w:hAnsi="Arial" w:eastAsia="Arial" w:cs="Arial"/>
+          <w:noProof w:val="0"/>
+          <w:lang w:val="en-US"/>
+        </w:rPr>
+      </w:pPr>
+      <w:r>
+        <w:rPr>
+          <w:rFonts w:ascii="Arial" w:hAnsi="Arial" w:eastAsia="Arial" w:cs="Arial"/>
+          <w:b w:val="1"/>
+          <w:bCs w:val="1"/>
+          <w:noProof w:val="0"/>
+          <w:lang w:val="en-US"/>
+        </w:rPr>
+        <w:t>08/05</w:t>
+      </w:r>
+      <w:r>
+        <w:rPr>
+          <w:rFonts w:ascii="Arial" w:hAnsi="Arial" w:eastAsia="Arial" w:cs="Arial"/>
+          <w:noProof w:val="0"/>
+          <w:lang w:val="en-US"/>
+        </w:rPr>
+        <w:t xml:space="preserve"> — </w:t>
+      </w:r>
+      <w:r>
+        <w:rPr>
+          <w:rFonts w:ascii="Arial" w:hAnsi="Arial" w:eastAsia="Arial" w:cs="Arial"/>
+          <w:noProof w:val="0"/>
+          <w:lang w:val="en-US"/>
+        </w:rPr>
+        <w:t>Integração</w:t>
+      </w:r>
+      <w:r>
+        <w:rPr>
+          <w:rFonts w:ascii="Arial" w:hAnsi="Arial" w:eastAsia="Arial" w:cs="Arial"/>
+          <w:noProof w:val="0"/>
+          <w:lang w:val="en-US"/>
+        </w:rPr>
+        <w:t xml:space="preserve"> </w:t>
+      </w:r>
+      <w:r>
+        <w:rPr>
+          <w:rFonts w:ascii="Arial" w:hAnsi="Arial" w:eastAsia="Arial" w:cs="Arial"/>
+          <w:noProof w:val="0"/>
+          <w:lang w:val="en-US"/>
+        </w:rPr>
+        <w:t>usuário</w:t>
+      </w:r>
+      <w:r>
+        <w:rPr>
+          <w:rFonts w:ascii="Arial" w:hAnsi="Arial" w:eastAsia="Arial" w:cs="Arial"/>
+          <w:noProof w:val="0"/>
+          <w:lang w:val="en-US"/>
+        </w:rPr>
+        <w:t xml:space="preserve"> ↔ dashboard</w:t>
+      </w:r>
+    </w:p>
+    <w:p>
+      <w:pPr>
+        <w:pStyle w:val="ListParagraph"/>
+        <w:numPr>
+          <w:ilvl w:val="0"/>
+          <w:numId w:val="1"/>
+        </w:numPr>
+        <w:suppressLineNumbers w:val="0"/>
+        <w:bidi w:val="0"/>
+        <w:spacing w:before="0" w:beforeAutospacing="off" w:after="0" w:afterAutospacing="off" w:line="278" w:lineRule="auto"/>
+        <w:ind w:left="720" w:right="0" w:hanging="360"/>
+        <w:jc w:val="left"/>
+        <w:rPr>
+          <w:rFonts w:ascii="Arial" w:hAnsi="Arial" w:eastAsia="Arial" w:cs="Arial"/>
+          <w:noProof w:val="0"/>
+          <w:lang w:val="en-US"/>
+        </w:rPr>
+      </w:pPr>
+      <w:r>
+        <w:rPr>
+          <w:b w:val="1"/>
+          <w:bCs w:val="1"/>
+          <w:noProof w:val="0"/>
+          <w:lang w:val="en-US"/>
+        </w:rPr>
+        <w:t>15/05</w:t>
+      </w:r>
+      <w:r>
+        <w:rPr>
+          <w:noProof w:val="0"/>
+          <w:lang w:val="en-US"/>
+        </w:rPr>
+        <w:t xml:space="preserve"> — </w:t>
+      </w:r>
+      <w:r>
+        <w:rPr>
+          <w:rFonts w:ascii="Arial" w:hAnsi="Arial" w:eastAsia="Arial" w:cs="Arial"/>
+          <w:noProof w:val="0"/>
+          <w:color w:val="auto"/>
+          <w:sz w:val="24"/>
+          <w:szCs w:val="24"/>
+          <w:lang w:val="en-US" w:eastAsia="pt-BR" w:bidi="ar-SA"/>
+        </w:rPr>
+        <w:t>Ajustes</w:t>
+      </w:r>
+      <w:r>
+        <w:rPr>
+          <w:rFonts w:ascii="Arial" w:hAnsi="Arial" w:eastAsia="Arial" w:cs="Arial"/>
+          <w:noProof w:val="0"/>
+          <w:color w:val="auto"/>
+          <w:sz w:val="24"/>
+          <w:szCs w:val="24"/>
+          <w:lang w:val="en-US" w:eastAsia="pt-BR" w:bidi="ar-SA"/>
+        </w:rPr>
+        <w:t xml:space="preserve"> e </w:t>
+      </w:r>
+      <w:r>
+        <w:rPr>
+          <w:rFonts w:ascii="Arial" w:hAnsi="Arial" w:eastAsia="Arial" w:cs="Arial"/>
+          <w:noProof w:val="0"/>
+          <w:color w:val="auto"/>
+          <w:sz w:val="24"/>
+          <w:szCs w:val="24"/>
+          <w:lang w:val="en-US" w:eastAsia="pt-BR" w:bidi="ar-SA"/>
+        </w:rPr>
+        <w:t>otimizações</w:t>
+      </w:r>
+      <w:r>
+        <w:rPr>
+          <w:rFonts w:ascii="Arial" w:hAnsi="Arial" w:eastAsia="Arial" w:cs="Arial"/>
+          <w:noProof w:val="0"/>
+          <w:color w:val="auto"/>
+          <w:sz w:val="24"/>
+          <w:szCs w:val="24"/>
+          <w:lang w:val="en-US" w:eastAsia="pt-BR" w:bidi="ar-SA"/>
+        </w:rPr>
+        <w:t xml:space="preserve"> de interface e </w:t>
+      </w:r>
+      <w:r>
+        <w:rPr>
+          <w:rFonts w:ascii="Arial" w:hAnsi="Arial" w:eastAsia="Arial" w:cs="Arial"/>
+          <w:noProof w:val="0"/>
+          <w:color w:val="auto"/>
+          <w:sz w:val="24"/>
+          <w:szCs w:val="24"/>
+          <w:lang w:val="en-US" w:eastAsia="pt-BR" w:bidi="ar-SA"/>
+        </w:rPr>
+        <w:t>experiência</w:t>
+      </w:r>
+      <w:r>
+        <w:rPr>
+          <w:rFonts w:ascii="Arial" w:hAnsi="Arial" w:eastAsia="Arial" w:cs="Arial"/>
+          <w:noProof w:val="0"/>
+          <w:color w:val="auto"/>
+          <w:sz w:val="24"/>
+          <w:szCs w:val="24"/>
+          <w:lang w:val="en-US" w:eastAsia="pt-BR" w:bidi="ar-SA"/>
+        </w:rPr>
+        <w:t xml:space="preserve"> do </w:t>
+      </w:r>
+      <w:r>
+        <w:rPr>
+          <w:rFonts w:ascii="Arial" w:hAnsi="Arial" w:eastAsia="Arial" w:cs="Arial"/>
+          <w:noProof w:val="0"/>
+          <w:color w:val="auto"/>
+          <w:sz w:val="24"/>
+          <w:szCs w:val="24"/>
+          <w:lang w:val="en-US" w:eastAsia="pt-BR" w:bidi="ar-SA"/>
+        </w:rPr>
+        <w:t>usuário</w:t>
+      </w:r>
+    </w:p>
+    <w:p>
+      <w:pPr>
+        <w:pStyle w:val="ListParagraph"/>
+        <w:numPr>
+          <w:ilvl w:val="0"/>
+          <w:numId w:val="1"/>
+        </w:numPr>
+        <w:bidi w:val="0"/>
+        <w:spacing w:before="0" w:beforeAutospacing="off" w:after="0" w:afterAutospacing="off"/>
+        <w:rPr>
+          <w:rFonts w:ascii="Arial" w:hAnsi="Arial" w:eastAsia="Arial" w:cs="Arial"/>
+          <w:noProof w:val="0"/>
+          <w:lang w:val="en-US"/>
+        </w:rPr>
+      </w:pPr>
+      <w:r>
+        <w:rPr>
+          <w:rFonts w:ascii="Arial" w:hAnsi="Arial" w:eastAsia="Arial" w:cs="Arial"/>
+          <w:b w:val="1"/>
+          <w:bCs w:val="1"/>
+          <w:noProof w:val="0"/>
+          <w:lang w:val="en-US"/>
+        </w:rPr>
+        <w:t>22/05</w:t>
+      </w:r>
+      <w:r>
+        <w:rPr>
+          <w:rFonts w:ascii="Arial" w:hAnsi="Arial" w:eastAsia="Arial" w:cs="Arial"/>
+          <w:noProof w:val="0"/>
+          <w:lang w:val="en-US"/>
+        </w:rPr>
+        <w:t xml:space="preserve"> — Testes </w:t>
+      </w:r>
+      <w:r>
+        <w:rPr>
+          <w:rFonts w:ascii="Arial" w:hAnsi="Arial" w:eastAsia="Arial" w:cs="Arial"/>
+          <w:noProof w:val="0"/>
+          <w:lang w:val="en-US"/>
+        </w:rPr>
+        <w:t>gerais</w:t>
+      </w:r>
+      <w:r>
+        <w:rPr>
+          <w:rFonts w:ascii="Arial" w:hAnsi="Arial" w:eastAsia="Arial" w:cs="Arial"/>
+          <w:noProof w:val="0"/>
+          <w:lang w:val="en-US"/>
+        </w:rPr>
+        <w:t xml:space="preserve"> (</w:t>
+      </w:r>
+      <w:r>
+        <w:rPr>
+          <w:rFonts w:ascii="Arial" w:hAnsi="Arial" w:eastAsia="Arial" w:cs="Arial"/>
+          <w:noProof w:val="0"/>
+          <w:lang w:val="en-US"/>
+        </w:rPr>
+        <w:t>cadastro</w:t>
+      </w:r>
+      <w:r>
+        <w:rPr>
+          <w:rFonts w:ascii="Arial" w:hAnsi="Arial" w:eastAsia="Arial" w:cs="Arial"/>
+          <w:noProof w:val="0"/>
+          <w:lang w:val="en-US"/>
+        </w:rPr>
+        <w:t xml:space="preserve">, login e </w:t>
+      </w:r>
+      <w:r>
+        <w:rPr>
+          <w:rFonts w:ascii="Arial" w:hAnsi="Arial" w:eastAsia="Arial" w:cs="Arial"/>
+          <w:noProof w:val="0"/>
+          <w:lang w:val="en-US"/>
+        </w:rPr>
+        <w:t>sistema</w:t>
+      </w:r>
+      <w:r>
+        <w:rPr>
+          <w:rFonts w:ascii="Arial" w:hAnsi="Arial" w:eastAsia="Arial" w:cs="Arial"/>
+          <w:noProof w:val="0"/>
+          <w:lang w:val="en-US"/>
+        </w:rPr>
+        <w:t xml:space="preserve"> </w:t>
+      </w:r>
+      <w:r>
+        <w:rPr>
+          <w:rFonts w:ascii="Arial" w:hAnsi="Arial" w:eastAsia="Arial" w:cs="Arial"/>
+          <w:noProof w:val="0"/>
+          <w:lang w:val="en-US"/>
+        </w:rPr>
+        <w:t>completo</w:t>
+      </w:r>
+      <w:r>
+        <w:rPr>
+          <w:rFonts w:ascii="Arial" w:hAnsi="Arial" w:eastAsia="Arial" w:cs="Arial"/>
+          <w:noProof w:val="0"/>
+          <w:lang w:val="en-US"/>
+        </w:rPr>
+        <w:t xml:space="preserve">) </w:t>
+      </w:r>
+    </w:p>
+    <w:p>
+      <w:pPr>
+        <w:pStyle w:val="ListParagraph"/>
+        <w:numPr>
+          <w:ilvl w:val="0"/>
+          <w:numId w:val="1"/>
+        </w:numPr>
+        <w:bidi w:val="0"/>
+        <w:spacing w:before="0" w:beforeAutospacing="off" w:after="0" w:afterAutospacing="off"/>
+        <w:rPr>
+          <w:rFonts w:ascii="Arial" w:hAnsi="Arial" w:eastAsia="Arial" w:cs="Arial"/>
+          <w:noProof w:val="0"/>
+          <w:lang w:val="en-US"/>
+        </w:rPr>
+      </w:pPr>
+      <w:r>
+        <w:rPr>
+          <w:rFonts w:ascii="Arial" w:hAnsi="Arial" w:eastAsia="Arial" w:cs="Arial"/>
+          <w:b w:val="1"/>
+          <w:bCs w:val="1"/>
+          <w:noProof w:val="0"/>
+          <w:lang w:val="en-US"/>
+        </w:rPr>
+        <w:t>29/05</w:t>
+      </w:r>
+      <w:r>
+        <w:rPr>
+          <w:rFonts w:ascii="Arial" w:hAnsi="Arial" w:eastAsia="Arial" w:cs="Arial"/>
+          <w:noProof w:val="0"/>
+          <w:lang w:val="en-US"/>
+        </w:rPr>
+        <w:t xml:space="preserve"> — </w:t>
+      </w:r>
+      <w:r>
+        <w:rPr>
+          <w:rFonts w:ascii="Arial" w:hAnsi="Arial" w:eastAsia="Arial" w:cs="Arial"/>
+          <w:noProof w:val="0"/>
+          <w:lang w:val="en-US"/>
+        </w:rPr>
+        <w:t>Correção</w:t>
+      </w:r>
+      <w:r>
+        <w:rPr>
+          <w:rFonts w:ascii="Arial" w:hAnsi="Arial" w:eastAsia="Arial" w:cs="Arial"/>
+          <w:noProof w:val="0"/>
+          <w:lang w:val="en-US"/>
+        </w:rPr>
+        <w:t xml:space="preserve"> de bugs + </w:t>
+      </w:r>
+      <w:r>
+        <w:rPr>
+          <w:rFonts w:ascii="Arial" w:hAnsi="Arial" w:eastAsia="Arial" w:cs="Arial"/>
+          <w:noProof w:val="0"/>
+          <w:lang w:val="en-US"/>
+        </w:rPr>
+        <w:t>ajustes</w:t>
+      </w:r>
+      <w:r>
+        <w:rPr>
+          <w:rFonts w:ascii="Arial" w:hAnsi="Arial" w:eastAsia="Arial" w:cs="Arial"/>
+          <w:noProof w:val="0"/>
+          <w:lang w:val="en-US"/>
+        </w:rPr>
+        <w:t xml:space="preserve"> </w:t>
+      </w:r>
+      <w:r>
+        <w:rPr>
+          <w:rFonts w:ascii="Arial" w:hAnsi="Arial" w:eastAsia="Arial" w:cs="Arial"/>
+          <w:noProof w:val="0"/>
+          <w:lang w:val="en-US"/>
+        </w:rPr>
+        <w:t>finais</w:t>
+      </w:r>
+      <w:r>
+        <w:rPr>
+          <w:rFonts w:ascii="Arial" w:hAnsi="Arial" w:eastAsia="Arial" w:cs="Arial"/>
+          <w:noProof w:val="0"/>
+          <w:lang w:val="en-US"/>
+        </w:rPr>
+        <w:t xml:space="preserve"> </w:t>
+      </w:r>
+    </w:p>
+    <w:p>
+      <w:pPr>
+        <w:pStyle w:val="ListParagraph"/>
+        <w:numPr>
+          <w:ilvl w:val="0"/>
+          <w:numId w:val="1"/>
+        </w:numPr>
+        <w:bidi w:val="0"/>
+        <w:spacing w:before="0" w:beforeAutospacing="off" w:after="0" w:afterAutospacing="off"/>
+        <w:rPr>
+          <w:rFonts w:ascii="Arial" w:hAnsi="Arial" w:eastAsia="Arial" w:cs="Arial"/>
+          <w:noProof w:val="0"/>
+          <w:lang w:val="en-US"/>
+        </w:rPr>
+      </w:pPr>
+      <w:r>
+        <w:rPr>
+          <w:rFonts w:ascii="Arial" w:hAnsi="Arial" w:eastAsia="Arial" w:cs="Arial"/>
+          <w:b w:val="1"/>
+          <w:bCs w:val="1"/>
+          <w:noProof w:val="0"/>
+          <w:lang w:val="en-US"/>
+        </w:rPr>
+        <w:t>05/06</w:t>
+      </w:r>
+      <w:r>
+        <w:rPr>
+          <w:rFonts w:ascii="Arial" w:hAnsi="Arial" w:eastAsia="Arial" w:cs="Arial"/>
+          <w:noProof w:val="0"/>
+          <w:lang w:val="en-US"/>
+        </w:rPr>
+        <w:t xml:space="preserve"> — Entrega final do </w:t>
+      </w:r>
+      <w:r>
+        <w:rPr>
+          <w:rFonts w:ascii="Arial" w:hAnsi="Arial" w:eastAsia="Arial" w:cs="Arial"/>
+          <w:noProof w:val="0"/>
+          <w:lang w:val="en-US"/>
+        </w:rPr>
+        <w:t>projeto</w:t>
+      </w:r>
+    </w:p>
+    <w:p>
+      <w:pPr>
+        <w:pStyle w:val="ListParagraph"/>
+        <w:bidi w:val="0"/>
+        <w:spacing w:before="0" w:beforeAutospacing="off" w:after="0" w:afterAutospacing="off"/>
+        <w:ind w:left="720"/>
+        <w:jc w:val="left"/>
+        <w:rPr>
+          <w:rFonts w:ascii="Arial" w:hAnsi="Arial" w:eastAsia="Arial" w:cs="Arial"/>
+          <w:noProof w:val="0"/>
+          <w:sz w:val="24"/>
+          <w:szCs w:val="24"/>
+          <w:lang w:val="en-US"/>
+        </w:rPr>
+      </w:pPr>
+    </w:p>
+    <w:p>
+      <w:pPr>
+        <w:pStyle w:val="Normal"/>
+        <w:suppressLineNumbers w:val="0"/>
+        <w:bidi w:val="0"/>
+        <w:spacing w:before="0" w:beforeAutospacing="off" w:after="200" w:afterAutospacing="off" w:line="276" w:lineRule="auto"/>
+        <w:ind w:left="0" w:right="0"/>
+        <w:jc w:val="left"/>
+        <w:rPr>
+          <w:rFonts w:ascii="Arial" w:hAnsi="Arial" w:eastAsia="Arial" w:cs="Arial"/>
+          <w:b w:val="1"/>
+          <w:bCs w:val="1"/>
+          <w:lang w:val="en-US"/>
+        </w:rPr>
+      </w:pPr>
+    </w:p>
+    <w:p>
+      <w:pPr>
+        <w:spacing w:after="200" w:line="276" w:lineRule="auto"/>
+        <w:rPr>
+          <w:rFonts w:ascii="Arial" w:hAnsi="Arial" w:eastAsia="Arial" w:cs="Arial"/>
+          <w:lang w:val="en-US"/>
+        </w:rPr>
+      </w:pPr>
+      <w:r>
+        <w:rPr>
+          <w:rFonts w:ascii="Arial" w:hAnsi="Arial" w:eastAsia="Arial" w:cs="Arial"/>
+          <w:b w:val="1"/>
+          <w:bCs w:val="1"/>
+          <w:lang w:val="en-US"/>
+        </w:rPr>
+        <w:t>10</w:t>
+      </w:r>
+      <w:r>
+        <w:rPr>
+          <w:rFonts w:ascii="Arial" w:hAnsi="Arial" w:eastAsia="Arial" w:cs="Arial"/>
+          <w:b w:val="1"/>
+          <w:bCs w:val="1"/>
+          <w:lang w:val="en-US"/>
+        </w:rPr>
+        <w:t xml:space="preserve">. </w:t>
+      </w:r>
+      <w:r>
+        <w:rPr>
+          <w:rFonts w:ascii="Arial" w:hAnsi="Arial" w:eastAsia="Arial" w:cs="Arial"/>
+          <w:b w:val="1"/>
+          <w:bCs w:val="1"/>
+          <w:lang w:val="en-US"/>
+        </w:rPr>
+        <w:t>Resultado</w:t>
+      </w:r>
+      <w:r>
+        <w:rPr>
+          <w:rFonts w:ascii="Arial" w:hAnsi="Arial" w:eastAsia="Arial" w:cs="Arial"/>
+          <w:b w:val="1"/>
+          <w:bCs w:val="1"/>
+          <w:lang w:val="en-US"/>
+        </w:rPr>
+        <w:t xml:space="preserve"> </w:t>
+      </w:r>
+      <w:r>
+        <w:rPr>
+          <w:rFonts w:ascii="Arial" w:hAnsi="Arial" w:eastAsia="Arial" w:cs="Arial"/>
+          <w:b w:val="1"/>
+          <w:bCs w:val="1"/>
+          <w:lang w:val="en-US"/>
+        </w:rPr>
+        <w:t>Esperado</w:t>
       </w:r>
     </w:p>
     <w:p>
@@ -693,20 +1473,20 @@
         <w:spacing w:after="200" w:line="360" w:lineRule="auto"/>
         <w:ind w:firstLine="709"/>
         <w:rPr>
-          <w:rFonts w:ascii="Arial" w:eastAsia="Arial" w:hAnsi="Arial" w:cs="Arial"/>
-          <w:lang w:val="en-US"/>
-        </w:rPr>
-      </w:pPr>
-      <w:r>
-        <w:rPr>
-          <w:rFonts w:ascii="Arial" w:eastAsia="Arial" w:hAnsi="Arial" w:cs="Arial"/>
+          <w:rFonts w:ascii="Arial" w:hAnsi="Arial" w:eastAsia="Arial" w:cs="Arial"/>
+          <w:lang w:val="en-US"/>
+        </w:rPr>
+      </w:pPr>
+      <w:r>
+        <w:rPr>
+          <w:rFonts w:ascii="Arial" w:hAnsi="Arial" w:eastAsia="Arial" w:cs="Arial"/>
           <w:lang w:val="en-US"/>
         </w:rPr>
         <w:t>Um dashboard funcional que consome dados reais de uma API, apresenta informações de forma visual e permite análise básica de dados futebolísticos.</w:t>
       </w:r>
     </w:p>
     <w:sectPr>
-      <w:pgSz w:w="12240" w:h="15840"/>
+      <w:pgSz w:w="12240" w:h="15840" w:orient="portrait"/>
       <w:pgMar w:top="1440" w:right="1440" w:bottom="1440" w:left="1440" w:header="720" w:footer="720" w:gutter="0"/>
       <w:cols w:space="720"/>
     </w:sectPr>
@@ -717,11 +1497,17 @@
 <file path=word/intelligence2.xml><?xml version="1.0" encoding="utf-8"?>
 <int2:intelligence xmlns:int2="http://schemas.microsoft.com/office/intelligence/2020/intelligence" xmlns:oel="http://schemas.microsoft.com/office/2019/extlst">
   <int2:observations>
+    <int2:textHash int2:hashCode="J+qMZ4IKVdkm7N" int2:id="pdyVDVFQ">
+      <int2:state int2:type="spell" int2:value="Rejected"/>
+    </int2:textHash>
+    <int2:textHash int2:hashCode="z1+fCj6eenACKw" int2:id="iwlly2Vw">
+      <int2:state int2:type="spell" int2:value="Rejected"/>
+    </int2:textHash>
     <int2:textHash int2:hashCode="MPTYTZtMiySDT9" int2:id="xhJbBD3e">
-      <int2:state int2:value="Rejected" int2:type="spell"/>
+      <int2:state int2:type="spell" int2:value="Rejected"/>
     </int2:textHash>
     <int2:textHash int2:hashCode="8GyqoPlMpdLMdN" int2:id="Y1OZEc5r">
-      <int2:state int2:value="Rejected" int2:type="spell"/>
+      <int2:state int2:type="spell" int2:value="Rejected"/>
     </int2:textHash>
   </int2:observations>
   <int2:intelligenceSettings/>
@@ -729,12 +1515,132 @@
 </int2:intelligence>
 </file>
 
+<file path=word/numbering.xml><?xml version="1.0" encoding="utf-8"?>
+<w:numbering xmlns:w="http://schemas.openxmlformats.org/wordprocessingml/2006/main">
+  <w:abstractNum xmlns:w="http://schemas.openxmlformats.org/wordprocessingml/2006/main" w:abstractNumId="1">
+    <w:nsid w:val="2b390c0b"/>
+    <w:multiLevelType xmlns:w="http://schemas.openxmlformats.org/wordprocessingml/2006/main" w:val="hybridMultilevel"/>
+    <w:lvl xmlns:w="http://schemas.openxmlformats.org/wordprocessingml/2006/main" w:ilvl="0">
+      <w:start w:val="1"/>
+      <w:numFmt w:val="bullet"/>
+      <w:lvlText w:val=""/>
+      <w:lvlJc w:val="left"/>
+      <w:pPr>
+        <w:ind w:left="720" w:hanging="360"/>
+      </w:pPr>
+      <w:rPr>
+        <w:rFonts w:hint="default" w:ascii="Symbol" w:hAnsi="Symbol"/>
+      </w:rPr>
+    </w:lvl>
+    <w:lvl xmlns:w="http://schemas.openxmlformats.org/wordprocessingml/2006/main" w:ilvl="1">
+      <w:start w:val="1"/>
+      <w:numFmt w:val="bullet"/>
+      <w:lvlText w:val="o"/>
+      <w:lvlJc w:val="left"/>
+      <w:pPr>
+        <w:ind w:left="1440" w:hanging="360"/>
+      </w:pPr>
+      <w:rPr>
+        <w:rFonts w:hint="default" w:ascii="Courier New" w:hAnsi="Courier New"/>
+      </w:rPr>
+    </w:lvl>
+    <w:lvl xmlns:w="http://schemas.openxmlformats.org/wordprocessingml/2006/main" w:ilvl="2">
+      <w:start w:val="1"/>
+      <w:numFmt w:val="bullet"/>
+      <w:lvlText w:val=""/>
+      <w:lvlJc w:val="left"/>
+      <w:pPr>
+        <w:ind w:left="2160" w:hanging="360"/>
+      </w:pPr>
+      <w:rPr>
+        <w:rFonts w:hint="default" w:ascii="Wingdings" w:hAnsi="Wingdings"/>
+      </w:rPr>
+    </w:lvl>
+    <w:lvl xmlns:w="http://schemas.openxmlformats.org/wordprocessingml/2006/main" w:ilvl="3">
+      <w:start w:val="1"/>
+      <w:numFmt w:val="bullet"/>
+      <w:lvlText w:val=""/>
+      <w:lvlJc w:val="left"/>
+      <w:pPr>
+        <w:ind w:left="2880" w:hanging="360"/>
+      </w:pPr>
+      <w:rPr>
+        <w:rFonts w:hint="default" w:ascii="Symbol" w:hAnsi="Symbol"/>
+      </w:rPr>
+    </w:lvl>
+    <w:lvl xmlns:w="http://schemas.openxmlformats.org/wordprocessingml/2006/main" w:ilvl="4">
+      <w:start w:val="1"/>
+      <w:numFmt w:val="bullet"/>
+      <w:lvlText w:val="o"/>
+      <w:lvlJc w:val="left"/>
+      <w:pPr>
+        <w:ind w:left="3600" w:hanging="360"/>
+      </w:pPr>
+      <w:rPr>
+        <w:rFonts w:hint="default" w:ascii="Courier New" w:hAnsi="Courier New"/>
+      </w:rPr>
+    </w:lvl>
+    <w:lvl xmlns:w="http://schemas.openxmlformats.org/wordprocessingml/2006/main" w:ilvl="5">
+      <w:start w:val="1"/>
+      <w:numFmt w:val="bullet"/>
+      <w:lvlText w:val=""/>
+      <w:lvlJc w:val="left"/>
+      <w:pPr>
+        <w:ind w:left="4320" w:hanging="360"/>
+      </w:pPr>
+      <w:rPr>
+        <w:rFonts w:hint="default" w:ascii="Wingdings" w:hAnsi="Wingdings"/>
+      </w:rPr>
+    </w:lvl>
+    <w:lvl xmlns:w="http://schemas.openxmlformats.org/wordprocessingml/2006/main" w:ilvl="6">
+      <w:start w:val="1"/>
+      <w:numFmt w:val="bullet"/>
+      <w:lvlText w:val=""/>
+      <w:lvlJc w:val="left"/>
+      <w:pPr>
+        <w:ind w:left="5040" w:hanging="360"/>
+      </w:pPr>
+      <w:rPr>
+        <w:rFonts w:hint="default" w:ascii="Symbol" w:hAnsi="Symbol"/>
+      </w:rPr>
+    </w:lvl>
+    <w:lvl xmlns:w="http://schemas.openxmlformats.org/wordprocessingml/2006/main" w:ilvl="7">
+      <w:start w:val="1"/>
+      <w:numFmt w:val="bullet"/>
+      <w:lvlText w:val="o"/>
+      <w:lvlJc w:val="left"/>
+      <w:pPr>
+        <w:ind w:left="5760" w:hanging="360"/>
+      </w:pPr>
+      <w:rPr>
+        <w:rFonts w:hint="default" w:ascii="Courier New" w:hAnsi="Courier New"/>
+      </w:rPr>
+    </w:lvl>
+    <w:lvl xmlns:w="http://schemas.openxmlformats.org/wordprocessingml/2006/main" w:ilvl="8">
+      <w:start w:val="1"/>
+      <w:numFmt w:val="bullet"/>
+      <w:lvlText w:val=""/>
+      <w:lvlJc w:val="left"/>
+      <w:pPr>
+        <w:ind w:left="6480" w:hanging="360"/>
+      </w:pPr>
+      <w:rPr>
+        <w:rFonts w:hint="default" w:ascii="Wingdings" w:hAnsi="Wingdings"/>
+      </w:rPr>
+    </w:lvl>
+  </w:abstractNum>
+  <w:num w:numId="1">
+    <w:abstractNumId w:val="1"/>
+  </w:num>
+</w:numbering>
+</file>
+
 <file path=word/styles.xml><?xml version="1.0" encoding="utf-8"?>
 <w:styles xmlns:mc="http://schemas.openxmlformats.org/markup-compatibility/2006" xmlns:r="http://schemas.openxmlformats.org/officeDocument/2006/relationships" xmlns:w="http://schemas.openxmlformats.org/wordprocessingml/2006/main" xmlns:w14="http://schemas.microsoft.com/office/word/2010/wordml" xmlns:w15="http://schemas.microsoft.com/office/word/2012/wordml" xmlns:w16cex="http://schemas.microsoft.com/office/word/2018/wordml/cex" xmlns:w16cid="http://schemas.microsoft.com/office/word/2016/wordml/cid" xmlns:w16="http://schemas.microsoft.com/office/word/2018/wordml" xmlns:w16du="http://schemas.microsoft.com/office/word/2023/wordml/word16du" xmlns:w16sdtdh="http://schemas.microsoft.com/office/word/2020/wordml/sdtdatahash" xmlns:w16sdtfl="http://schemas.microsoft.com/office/word/2024/wordml/sdtformatlock" xmlns:w16se="http://schemas.microsoft.com/office/word/2015/wordml/symex" mc:Ignorable="w14 w15 w16se w16cid w16 w16cex w16sdtdh w16sdtfl w16du">
   <w:docDefaults>
     <w:rPrDefault>
       <w:rPr>
-        <w:rFonts w:asciiTheme="minorHAnsi" w:eastAsiaTheme="minorEastAsia" w:hAnsiTheme="minorHAnsi" w:cstheme="minorBidi"/>
+        <w:rFonts w:asciiTheme="minorHAnsi" w:hAnsiTheme="minorHAnsi" w:eastAsiaTheme="minorEastAsia" w:cstheme="minorBidi"/>
         <w:kern w:val="2"/>
         <w:sz w:val="24"/>
         <w:szCs w:val="24"/>
@@ -751,14 +1657,14 @@
   <w:latentStyles w:defLockedState="0" w:defUIPriority="99" w:defSemiHidden="0" w:defUnhideWhenUsed="0" w:defQFormat="0" w:count="376">
     <w:lsdException w:name="Normal" w:uiPriority="0" w:qFormat="1"/>
     <w:lsdException w:name="heading 1" w:uiPriority="9" w:qFormat="1"/>
-    <w:lsdException w:name="heading 2" w:semiHidden="1" w:uiPriority="9" w:unhideWhenUsed="1" w:qFormat="1"/>
-    <w:lsdException w:name="heading 3" w:semiHidden="1" w:uiPriority="9" w:unhideWhenUsed="1" w:qFormat="1"/>
-    <w:lsdException w:name="heading 4" w:semiHidden="1" w:uiPriority="9" w:unhideWhenUsed="1" w:qFormat="1"/>
-    <w:lsdException w:name="heading 5" w:semiHidden="1" w:uiPriority="9" w:unhideWhenUsed="1" w:qFormat="1"/>
-    <w:lsdException w:name="heading 6" w:semiHidden="1" w:uiPriority="9" w:unhideWhenUsed="1" w:qFormat="1"/>
-    <w:lsdException w:name="heading 7" w:semiHidden="1" w:uiPriority="9" w:unhideWhenUsed="1" w:qFormat="1"/>
-    <w:lsdException w:name="heading 8" w:semiHidden="1" w:uiPriority="9" w:unhideWhenUsed="1" w:qFormat="1"/>
-    <w:lsdException w:name="heading 9" w:semiHidden="1" w:uiPriority="9" w:unhideWhenUsed="1" w:qFormat="1"/>
+    <w:lsdException w:name="heading 2" w:uiPriority="9" w:semiHidden="1" w:unhideWhenUsed="1" w:qFormat="1"/>
+    <w:lsdException w:name="heading 3" w:uiPriority="9" w:semiHidden="1" w:unhideWhenUsed="1" w:qFormat="1"/>
+    <w:lsdException w:name="heading 4" w:uiPriority="9" w:semiHidden="1" w:unhideWhenUsed="1" w:qFormat="1"/>
+    <w:lsdException w:name="heading 5" w:uiPriority="9" w:semiHidden="1" w:unhideWhenUsed="1" w:qFormat="1"/>
+    <w:lsdException w:name="heading 6" w:uiPriority="9" w:semiHidden="1" w:unhideWhenUsed="1" w:qFormat="1"/>
+    <w:lsdException w:name="heading 7" w:uiPriority="9" w:semiHidden="1" w:unhideWhenUsed="1" w:qFormat="1"/>
+    <w:lsdException w:name="heading 8" w:uiPriority="9" w:semiHidden="1" w:unhideWhenUsed="1" w:qFormat="1"/>
+    <w:lsdException w:name="heading 9" w:uiPriority="9" w:semiHidden="1" w:unhideWhenUsed="1" w:qFormat="1"/>
     <w:lsdException w:name="index 1" w:semiHidden="1" w:unhideWhenUsed="1"/>
     <w:lsdException w:name="index 2" w:semiHidden="1" w:unhideWhenUsed="1"/>
     <w:lsdException w:name="index 3" w:semiHidden="1" w:unhideWhenUsed="1"/>
@@ -768,22 +1674,22 @@
     <w:lsdException w:name="index 7" w:semiHidden="1" w:unhideWhenUsed="1"/>
     <w:lsdException w:name="index 8" w:semiHidden="1" w:unhideWhenUsed="1"/>
     <w:lsdException w:name="index 9" w:semiHidden="1" w:unhideWhenUsed="1"/>
-    <w:lsdException w:name="toc 1" w:semiHidden="1" w:uiPriority="39" w:unhideWhenUsed="1"/>
-    <w:lsdException w:name="toc 2" w:semiHidden="1" w:uiPriority="39" w:unhideWhenUsed="1"/>
-    <w:lsdException w:name="toc 3" w:semiHidden="1" w:uiPriority="39" w:unhideWhenUsed="1"/>
-    <w:lsdException w:name="toc 4" w:semiHidden="1" w:uiPriority="39" w:unhideWhenUsed="1"/>
-    <w:lsdException w:name="toc 5" w:semiHidden="1" w:uiPriority="39" w:unhideWhenUsed="1"/>
-    <w:lsdException w:name="toc 6" w:semiHidden="1" w:uiPriority="39" w:unhideWhenUsed="1"/>
-    <w:lsdException w:name="toc 7" w:semiHidden="1" w:uiPriority="39" w:unhideWhenUsed="1"/>
-    <w:lsdException w:name="toc 8" w:semiHidden="1" w:uiPriority="39" w:unhideWhenUsed="1"/>
-    <w:lsdException w:name="toc 9" w:semiHidden="1" w:uiPriority="39" w:unhideWhenUsed="1"/>
+    <w:lsdException w:name="toc 1" w:uiPriority="39" w:semiHidden="1" w:unhideWhenUsed="1"/>
+    <w:lsdException w:name="toc 2" w:uiPriority="39" w:semiHidden="1" w:unhideWhenUsed="1"/>
+    <w:lsdException w:name="toc 3" w:uiPriority="39" w:semiHidden="1" w:unhideWhenUsed="1"/>
+    <w:lsdException w:name="toc 4" w:uiPriority="39" w:semiHidden="1" w:unhideWhenUsed="1"/>
+    <w:lsdException w:name="toc 5" w:uiPriority="39" w:semiHidden="1" w:unhideWhenUsed="1"/>
+    <w:lsdException w:name="toc 6" w:uiPriority="39" w:semiHidden="1" w:unhideWhenUsed="1"/>
+    <w:lsdException w:name="toc 7" w:uiPriority="39" w:semiHidden="1" w:unhideWhenUsed="1"/>
+    <w:lsdException w:name="toc 8" w:uiPriority="39" w:semiHidden="1" w:unhideWhenUsed="1"/>
+    <w:lsdException w:name="toc 9" w:uiPriority="39" w:semiHidden="1" w:unhideWhenUsed="1"/>
     <w:lsdException w:name="Normal Indent" w:semiHidden="1" w:unhideWhenUsed="1"/>
     <w:lsdException w:name="footnote text" w:semiHidden="1" w:unhideWhenUsed="1"/>
     <w:lsdException w:name="annotation text" w:semiHidden="1" w:unhideWhenUsed="1"/>
     <w:lsdException w:name="header" w:semiHidden="1" w:unhideWhenUsed="1"/>
     <w:lsdException w:name="footer" w:semiHidden="1" w:unhideWhenUsed="1"/>
     <w:lsdException w:name="index heading" w:semiHidden="1" w:unhideWhenUsed="1"/>
-    <w:lsdException w:name="caption" w:semiHidden="1" w:uiPriority="35" w:unhideWhenUsed="1" w:qFormat="1"/>
+    <w:lsdException w:name="caption" w:uiPriority="35" w:semiHidden="1" w:unhideWhenUsed="1" w:qFormat="1"/>
     <w:lsdException w:name="table of figures" w:semiHidden="1" w:unhideWhenUsed="1"/>
     <w:lsdException w:name="envelope address" w:semiHidden="1" w:unhideWhenUsed="1"/>
     <w:lsdException w:name="envelope return" w:semiHidden="1" w:unhideWhenUsed="1"/>
@@ -814,7 +1720,7 @@
     <w:lsdException w:name="Title" w:uiPriority="10" w:qFormat="1"/>
     <w:lsdException w:name="Closing" w:semiHidden="1" w:unhideWhenUsed="1"/>
     <w:lsdException w:name="Signature" w:semiHidden="1" w:unhideWhenUsed="1"/>
-    <w:lsdException w:name="Default Paragraph Font" w:semiHidden="1" w:uiPriority="1" w:unhideWhenUsed="1"/>
+    <w:lsdException w:name="Default Paragraph Font" w:uiPriority="1" w:semiHidden="1" w:unhideWhenUsed="1"/>
     <w:lsdException w:name="Body Text" w:semiHidden="1" w:unhideWhenUsed="1"/>
     <w:lsdException w:name="Body Text Indent" w:semiHidden="1" w:unhideWhenUsed="1"/>
     <w:lsdException w:name="List Continue" w:semiHidden="1" w:unhideWhenUsed="1"/>
@@ -1014,8 +1920,8 @@
     <w:lsdException w:name="Subtle Reference" w:uiPriority="31" w:qFormat="1"/>
     <w:lsdException w:name="Intense Reference" w:uiPriority="32" w:qFormat="1"/>
     <w:lsdException w:name="Book Title" w:uiPriority="33" w:qFormat="1"/>
-    <w:lsdException w:name="Bibliography" w:semiHidden="1" w:uiPriority="37" w:unhideWhenUsed="1"/>
-    <w:lsdException w:name="TOC Heading" w:semiHidden="1" w:uiPriority="39" w:unhideWhenUsed="1" w:qFormat="1"/>
+    <w:lsdException w:name="Bibliography" w:uiPriority="37" w:semiHidden="1" w:unhideWhenUsed="1"/>
+    <w:lsdException w:name="TOC Heading" w:uiPriority="39" w:semiHidden="1" w:unhideWhenUsed="1" w:qFormat="1"/>
     <w:lsdException w:name="Plain Table 1" w:uiPriority="41"/>
     <w:lsdException w:name="Plain Table 2" w:uiPriority="42"/>
     <w:lsdException w:name="Plain Table 3" w:uiPriority="43"/>
@@ -1126,17 +2032,17 @@
     <w:lsdException w:name="Unresolved Mention" w:semiHidden="1" w:unhideWhenUsed="1"/>
     <w:lsdException w:name="Smart Link" w:semiHidden="1" w:unhideWhenUsed="1"/>
   </w:latentStyles>
-  <w:style w:type="paragraph" w:default="1" w:styleId="Normal">
+  <w:style w:type="paragraph" w:styleId="Normal" w:default="1">
     <w:name w:val="Normal"/>
     <w:qFormat/>
   </w:style>
-  <w:style w:type="character" w:default="1" w:styleId="Fontepargpadro">
+  <w:style w:type="character" w:styleId="Fontepargpadro" w:default="1">
     <w:name w:val="Default Paragraph Font"/>
     <w:uiPriority w:val="1"/>
     <w:semiHidden/>
     <w:unhideWhenUsed/>
   </w:style>
-  <w:style w:type="table" w:default="1" w:styleId="Tabelanormal">
+  <w:style w:type="table" w:styleId="Tabelanormal" w:default="1">
     <w:name w:val="Normal Table"/>
     <w:uiPriority w:val="99"/>
     <w:semiHidden/>
@@ -1151,17 +2057,29 @@
       </w:tblCellMar>
     </w:tblPr>
   </w:style>
-  <w:style w:type="numbering" w:default="1" w:styleId="Semlista">
+  <w:style w:type="numbering" w:styleId="Semlista" w:default="1">
     <w:name w:val="No List"/>
     <w:uiPriority w:val="99"/>
     <w:semiHidden/>
     <w:unhideWhenUsed/>
   </w:style>
+  <w:style w:type="paragraph" w:styleId="ListParagraph">
+    <w:uiPriority w:val="34"/>
+    <w:name w:val="List Paragraph"/>
+    <w:basedOn w:val="Normal"/>
+    <w:qFormat/>
+    <w:rsid w:val="6B040736"/>
+    <w:pPr>
+      <w:spacing/>
+      <w:ind w:left="720"/>
+      <w:contextualSpacing/>
+    </w:pPr>
+  </w:style>
 </w:styles>
 </file>
 
 <file path=word/theme/theme1.xml><?xml version="1.0" encoding="utf-8"?>
-<a:theme xmlns:a="http://schemas.openxmlformats.org/drawingml/2006/main" name="Tema do Office">
+<a:theme xmlns:a="http://schemas.openxmlformats.org/drawingml/2006/main" xmlns:thm15="http://schemas.microsoft.com/office/thememl/2012/main" name="Tema do Office">
   <a:themeElements>
     <a:clrScheme name="Office">
       <a:dk1>
